--- a/download/方剂口诀闯关-AI增强方案.docx
+++ b/download/方剂口诀闯关-AI增强方案.docx
@@ -1095,7 +1095,7 @@
               <w:rPr>
                 <w:rStyle w:val="Hyperlink"/>
               </w:rPr>
-              <w:t>4.2.1 AI 讲解助手</w:t>
+              <w:t>4.2.1 AI 每日推荐（MVP）</w:t>
             </w:r>
             <w:r>
               <w:tab/>
@@ -1131,7 +1131,7 @@
               <w:rPr>
                 <w:rStyle w:val="Hyperlink"/>
               </w:rPr>
-              <w:t>4.2.2 AI 错题复盘</w:t>
+              <w:t>4.2.2 ASR 背诵检测（MVP）</w:t>
             </w:r>
             <w:r>
               <w:tab/>
@@ -1167,7 +1167,7 @@
               <w:rPr>
                 <w:rStyle w:val="Hyperlink"/>
               </w:rPr>
-              <w:t>4.2.3 AI 易混对比</w:t>
+              <w:t>4.2.3 AI 讲解助手（V2）</w:t>
             </w:r>
             <w:r>
               <w:tab/>
@@ -1203,7 +1203,7 @@
               <w:rPr>
                 <w:rStyle w:val="Hyperlink"/>
               </w:rPr>
-              <w:t>4.2.4 ASR 背诵检测</w:t>
+              <w:t>4.2.4 AI 错题复盘（V2）</w:t>
             </w:r>
             <w:r>
               <w:tab/>
@@ -1239,7 +1239,7 @@
               <w:rPr>
                 <w:rStyle w:val="Hyperlink"/>
               </w:rPr>
-              <w:t>4.2.5 AI 每日推荐</w:t>
+              <w:t>4.2.5 AI 易混对比（V2）</w:t>
             </w:r>
             <w:r>
               <w:tab/>
@@ -1613,7 +1613,7 @@
               <w:fldChar w:fldCharType="separate"/>
             </w:r>
             <w:r>
-              <w:t>14</w:t>
+              <w:t>15</w:t>
             </w:r>
             <w:r>
               <w:fldChar w:fldCharType="end"/>
@@ -1721,7 +1721,7 @@
               <w:fldChar w:fldCharType="separate"/>
             </w:r>
             <w:r>
-              <w:t>15</w:t>
+              <w:t>16</w:t>
             </w:r>
             <w:r>
               <w:fldChar w:fldCharType="end"/>
@@ -1864,7 +1864,7 @@
               <w:fldChar w:fldCharType="separate"/>
             </w:r>
             <w:r>
-              <w:t>16</w:t>
+              <w:t>17</w:t>
             </w:r>
             <w:r>
               <w:fldChar w:fldCharType="end"/>
@@ -1900,7 +1900,7 @@
               <w:fldChar w:fldCharType="separate"/>
             </w:r>
             <w:r>
-              <w:t>16</w:t>
+              <w:t>17</w:t>
             </w:r>
             <w:r>
               <w:fldChar w:fldCharType="end"/>
@@ -2044,7 +2044,7 @@
               <w:fldChar w:fldCharType="separate"/>
             </w:r>
             <w:r>
-              <w:t>18</w:t>
+              <w:t>19</w:t>
             </w:r>
             <w:r>
               <w:fldChar w:fldCharType="end"/>
@@ -2151,7 +2151,7 @@
               <w:fldChar w:fldCharType="separate"/>
             </w:r>
             <w:r>
-              <w:t>19</w:t>
+              <w:t>20</w:t>
             </w:r>
             <w:r>
               <w:fldChar w:fldCharType="end"/>
@@ -2223,7 +2223,7 @@
               <w:fldChar w:fldCharType="separate"/>
             </w:r>
             <w:r>
-              <w:t>23</w:t>
+              <w:t>24</w:t>
             </w:r>
             <w:r>
               <w:fldChar w:fldCharType="end"/>
@@ -2366,7 +2366,7 @@
               <w:fldChar w:fldCharType="separate"/>
             </w:r>
             <w:r>
-              <w:t>24</w:t>
+              <w:t>25</w:t>
             </w:r>
             <w:r>
               <w:fldChar w:fldCharType="end"/>
@@ -2510,7 +2510,42 @@
               <w:fldChar w:fldCharType="separate"/>
             </w:r>
             <w:r>
-              <w:t>25</w:t>
+              <w:t>26</w:t>
+            </w:r>
+            <w:r>
+              <w:fldChar w:fldCharType="end"/>
+            </w:r>
+          </w:hyperlink>
+        </w:p>
+        <w:p>
+          <w:pPr>
+            <w:pStyle w:val="9"/>
+            <w:tabs>
+              <w:tab w:val="right" w:leader="dot" w:pos="9026"/>
+            </w:tabs>
+            <w:spacing w:before="120" w:after="60"/>
+          </w:pPr>
+          <w:hyperlink w:anchor="_Toc100063" w:history="1">
+            <w:r>
+              <w:rPr>
+                <w:rStyle w:val="Hyperlink"/>
+              </w:rPr>
+              <w:t>第九章 MVP 任务拆分与工时估算</w:t>
+            </w:r>
+            <w:r>
+              <w:tab/>
+            </w:r>
+            <w:r>
+              <w:fldChar w:fldCharType="begin"/>
+            </w:r>
+            <w:r>
+              <w:instrText xml:space="preserve"> PAGEREF _Toc100063 \h </w:instrText>
+            </w:r>
+            <w:r>
+              <w:fldChar w:fldCharType="separate"/>
+            </w:r>
+            <w:r>
+              <w:t>26</w:t>
             </w:r>
             <w:r>
               <w:fldChar w:fldCharType="end"/>
@@ -2526,47 +2561,12 @@
             </w:tabs>
             <w:spacing w:before="120" w:after="60"/>
           </w:pPr>
-          <w:hyperlink w:anchor="_Toc100063" w:history="1">
+          <w:hyperlink w:anchor="_Toc100064" w:history="1">
             <w:r>
               <w:rPr>
                 <w:rStyle w:val="Hyperlink"/>
               </w:rPr>
-              <w:t>8.4 AI 端点的流式响应</w:t>
-            </w:r>
-            <w:r>
-              <w:tab/>
-            </w:r>
-            <w:r>
-              <w:fldChar w:fldCharType="begin"/>
-            </w:r>
-            <w:r>
-              <w:instrText xml:space="preserve"> PAGEREF _Toc100063 \h </w:instrText>
-            </w:r>
-            <w:r>
-              <w:fldChar w:fldCharType="separate"/>
-            </w:r>
-            <w:r>
-              <w:t>26</w:t>
-            </w:r>
-            <w:r>
-              <w:fldChar w:fldCharType="end"/>
-            </w:r>
-          </w:hyperlink>
-        </w:p>
-        <w:p>
-          <w:pPr>
-            <w:pStyle w:val="9"/>
-            <w:tabs>
-              <w:tab w:val="right" w:leader="dot" w:pos="9026"/>
-            </w:tabs>
-            <w:spacing w:before="120" w:after="60"/>
-          </w:pPr>
-          <w:hyperlink w:anchor="_Toc100064" w:history="1">
-            <w:r>
-              <w:rPr>
-                <w:rStyle w:val="Hyperlink"/>
-              </w:rPr>
-              <w:t>第九章 MVP 任务拆分与工时估算</w:t>
+              <w:t>9.1 MVP 范围确认</w:t>
             </w:r>
             <w:r>
               <w:tab/>
@@ -2602,7 +2602,7 @@
               <w:rPr>
                 <w:rStyle w:val="Hyperlink"/>
               </w:rPr>
-              <w:t>9.1 MVP 范围确认</w:t>
+              <w:t>9.2 任务拆分表</w:t>
             </w:r>
             <w:r>
               <w:tab/>
@@ -2617,7 +2617,7 @@
               <w:fldChar w:fldCharType="separate"/>
             </w:r>
             <w:r>
-              <w:t>26</w:t>
+              <w:t>27</w:t>
             </w:r>
             <w:r>
               <w:fldChar w:fldCharType="end"/>
@@ -2638,7 +2638,7 @@
               <w:rPr>
                 <w:rStyle w:val="Hyperlink"/>
               </w:rPr>
-              <w:t>9.2 任务拆分表</w:t>
+              <w:t>9.3 关键路径分析</w:t>
             </w:r>
             <w:r>
               <w:tab/>
@@ -2653,7 +2653,7 @@
               <w:fldChar w:fldCharType="separate"/>
             </w:r>
             <w:r>
-              <w:t>26</w:t>
+              <w:t>27</w:t>
             </w:r>
             <w:r>
               <w:fldChar w:fldCharType="end"/>
@@ -2674,7 +2674,7 @@
               <w:rPr>
                 <w:rStyle w:val="Hyperlink"/>
               </w:rPr>
-              <w:t>9.3 关键路径分析</w:t>
+              <w:t>9.4 里程碑设置</w:t>
             </w:r>
             <w:r>
               <w:tab/>
@@ -2710,7 +2710,7 @@
               <w:rPr>
                 <w:rStyle w:val="Hyperlink"/>
               </w:rPr>
-              <w:t>9.4 里程碑设置</w:t>
+              <w:t>9.5 工时总估算</w:t>
             </w:r>
             <w:r>
               <w:tab/>
@@ -2725,7 +2725,42 @@
               <w:fldChar w:fldCharType="separate"/>
             </w:r>
             <w:r>
-              <w:t>27</w:t>
+              <w:t>28</w:t>
+            </w:r>
+            <w:r>
+              <w:fldChar w:fldCharType="end"/>
+            </w:r>
+          </w:hyperlink>
+        </w:p>
+        <w:p>
+          <w:pPr>
+            <w:pStyle w:val="9"/>
+            <w:tabs>
+              <w:tab w:val="right" w:leader="dot" w:pos="9026"/>
+            </w:tabs>
+            <w:spacing w:before="120" w:after="60"/>
+          </w:pPr>
+          <w:hyperlink w:anchor="_Toc100069" w:history="1">
+            <w:r>
+              <w:rPr>
+                <w:rStyle w:val="Hyperlink"/>
+              </w:rPr>
+              <w:t>第十章 方剂数据策略</w:t>
+            </w:r>
+            <w:r>
+              <w:tab/>
+            </w:r>
+            <w:r>
+              <w:fldChar w:fldCharType="begin"/>
+            </w:r>
+            <w:r>
+              <w:instrText xml:space="preserve"> PAGEREF _Toc100069 \h </w:instrText>
+            </w:r>
+            <w:r>
+              <w:fldChar w:fldCharType="separate"/>
+            </w:r>
+            <w:r>
+              <w:t>28</w:t>
             </w:r>
             <w:r>
               <w:fldChar w:fldCharType="end"/>
@@ -2741,47 +2776,12 @@
             </w:tabs>
             <w:spacing w:before="120" w:after="60"/>
           </w:pPr>
-          <w:hyperlink w:anchor="_Toc100069" w:history="1">
+          <w:hyperlink w:anchor="_Toc100070" w:history="1">
             <w:r>
               <w:rPr>
                 <w:rStyle w:val="Hyperlink"/>
               </w:rPr>
-              <w:t>9.5 工时总估算</w:t>
-            </w:r>
-            <w:r>
-              <w:tab/>
-            </w:r>
-            <w:r>
-              <w:fldChar w:fldCharType="begin"/>
-            </w:r>
-            <w:r>
-              <w:instrText xml:space="preserve"> PAGEREF _Toc100069 \h </w:instrText>
-            </w:r>
-            <w:r>
-              <w:fldChar w:fldCharType="separate"/>
-            </w:r>
-            <w:r>
-              <w:t>28</w:t>
-            </w:r>
-            <w:r>
-              <w:fldChar w:fldCharType="end"/>
-            </w:r>
-          </w:hyperlink>
-        </w:p>
-        <w:p>
-          <w:pPr>
-            <w:pStyle w:val="9"/>
-            <w:tabs>
-              <w:tab w:val="right" w:leader="dot" w:pos="9026"/>
-            </w:tabs>
-            <w:spacing w:before="120" w:after="60"/>
-          </w:pPr>
-          <w:hyperlink w:anchor="_Toc100070" w:history="1">
-            <w:r>
-              <w:rPr>
-                <w:rStyle w:val="Hyperlink"/>
-              </w:rPr>
-              <w:t>第十章 方剂数据策略</w:t>
+              <w:t>10.1 现有数据资产盘点</w:t>
             </w:r>
             <w:r>
               <w:tab/>
@@ -2817,7 +2817,7 @@
               <w:rPr>
                 <w:rStyle w:val="Hyperlink"/>
               </w:rPr>
-              <w:t>10.1 现有数据资产盘点</w:t>
+              <w:t>10.2 数据富化策略：C+D 混合方案</w:t>
             </w:r>
             <w:r>
               <w:tab/>
@@ -2832,7 +2832,7 @@
               <w:fldChar w:fldCharType="separate"/>
             </w:r>
             <w:r>
-              <w:t>28</w:t>
+              <w:t>29</w:t>
             </w:r>
             <w:r>
               <w:fldChar w:fldCharType="end"/>
@@ -2853,7 +2853,7 @@
               <w:rPr>
                 <w:rStyle w:val="Hyperlink"/>
               </w:rPr>
-              <w:t>10.2 数据富化策略：C+D 混合方案</w:t>
+              <w:t>10.3 字段补全优先级</w:t>
             </w:r>
             <w:r>
               <w:tab/>
@@ -2889,7 +2889,7 @@
               <w:rPr>
                 <w:rStyle w:val="Hyperlink"/>
               </w:rPr>
-              <w:t>10.3 字段补全优先级</w:t>
+              <w:t>10.4 27 首缺失方剂的处理建议</w:t>
             </w:r>
             <w:r>
               <w:tab/>
@@ -2904,7 +2904,7 @@
               <w:fldChar w:fldCharType="separate"/>
             </w:r>
             <w:r>
-              <w:t>29</w:t>
+              <w:t>30</w:t>
             </w:r>
             <w:r>
               <w:fldChar w:fldCharType="end"/>
@@ -2925,7 +2925,7 @@
               <w:rPr>
                 <w:rStyle w:val="Hyperlink"/>
               </w:rPr>
-              <w:t>10.4 27 首缺失方剂的处理建议</w:t>
+              <w:t>10.5 方剂数据校验工具与流程</w:t>
             </w:r>
             <w:r>
               <w:tab/>
@@ -2941,6 +2941,41 @@
             </w:r>
             <w:r>
               <w:t>30</w:t>
+            </w:r>
+            <w:r>
+              <w:fldChar w:fldCharType="end"/>
+            </w:r>
+          </w:hyperlink>
+        </w:p>
+        <w:p>
+          <w:pPr>
+            <w:pStyle w:val="9"/>
+            <w:tabs>
+              <w:tab w:val="right" w:leader="dot" w:pos="9026"/>
+            </w:tabs>
+            <w:spacing w:before="120" w:after="60"/>
+          </w:pPr>
+          <w:hyperlink w:anchor="_Toc100075" w:history="1">
+            <w:r>
+              <w:rPr>
+                <w:rStyle w:val="Hyperlink"/>
+              </w:rPr>
+              <w:t>第十一章 风险与待决策事项</w:t>
+            </w:r>
+            <w:r>
+              <w:tab/>
+            </w:r>
+            <w:r>
+              <w:fldChar w:fldCharType="begin"/>
+            </w:r>
+            <w:r>
+              <w:instrText xml:space="preserve"> PAGEREF _Toc100075 \h </w:instrText>
+            </w:r>
+            <w:r>
+              <w:fldChar w:fldCharType="separate"/>
+            </w:r>
+            <w:r>
+              <w:t>31</w:t>
             </w:r>
             <w:r>
               <w:fldChar w:fldCharType="end"/>
@@ -2956,12 +2991,12 @@
             </w:tabs>
             <w:spacing w:before="120" w:after="60"/>
           </w:pPr>
-          <w:hyperlink w:anchor="_Toc100075" w:history="1">
+          <w:hyperlink w:anchor="_Toc100076" w:history="1">
             <w:r>
               <w:rPr>
                 <w:rStyle w:val="Hyperlink"/>
               </w:rPr>
-              <w:t>10.5 方剂数据校验工具与流程</w:t>
+              <w:t>11.1 技术风险</w:t>
             </w:r>
             <w:r>
               <w:tab/>
@@ -2970,48 +3005,13 @@
               <w:fldChar w:fldCharType="begin"/>
             </w:r>
             <w:r>
-              <w:instrText xml:space="preserve"> PAGEREF _Toc100075 \h </w:instrText>
+              <w:instrText xml:space="preserve"> PAGEREF _Toc100076 \h </w:instrText>
             </w:r>
             <w:r>
               <w:fldChar w:fldCharType="separate"/>
             </w:r>
             <w:r>
-              <w:t>30</w:t>
-            </w:r>
-            <w:r>
-              <w:fldChar w:fldCharType="end"/>
-            </w:r>
-          </w:hyperlink>
-        </w:p>
-        <w:p>
-          <w:pPr>
-            <w:pStyle w:val="9"/>
-            <w:tabs>
-              <w:tab w:val="right" w:leader="dot" w:pos="9026"/>
-            </w:tabs>
-            <w:spacing w:before="120" w:after="60"/>
-          </w:pPr>
-          <w:hyperlink w:anchor="_Toc100076" w:history="1">
-            <w:r>
-              <w:rPr>
-                <w:rStyle w:val="Hyperlink"/>
-              </w:rPr>
-              <w:t>第十一章 风险与待决策事项</w:t>
-            </w:r>
-            <w:r>
-              <w:tab/>
-            </w:r>
-            <w:r>
-              <w:fldChar w:fldCharType="begin"/>
-            </w:r>
-            <w:r>
-              <w:instrText xml:space="preserve"> PAGEREF _Toc100076 \h </w:instrText>
-            </w:r>
-            <w:r>
-              <w:fldChar w:fldCharType="separate"/>
-            </w:r>
-            <w:r>
-              <w:t>30</w:t>
+              <w:t>31</w:t>
             </w:r>
             <w:r>
               <w:fldChar w:fldCharType="end"/>
@@ -3032,7 +3032,7 @@
               <w:rPr>
                 <w:rStyle w:val="Hyperlink"/>
               </w:rPr>
-              <w:t>11.1 技术风险</w:t>
+              <w:t>11.2 产品风险</w:t>
             </w:r>
             <w:r>
               <w:tab/>
@@ -3068,7 +3068,7 @@
               <w:rPr>
                 <w:rStyle w:val="Hyperlink"/>
               </w:rPr>
-              <w:t>11.2 产品风险</w:t>
+              <w:t>11.3 待决策事项清单（已确认）</w:t>
             </w:r>
             <w:r>
               <w:tab/>
@@ -3084,6 +3084,41 @@
             </w:r>
             <w:r>
               <w:t>31</w:t>
+            </w:r>
+            <w:r>
+              <w:fldChar w:fldCharType="end"/>
+            </w:r>
+          </w:hyperlink>
+        </w:p>
+        <w:p>
+          <w:pPr>
+            <w:pStyle w:val="9"/>
+            <w:tabs>
+              <w:tab w:val="right" w:leader="dot" w:pos="9026"/>
+            </w:tabs>
+            <w:spacing w:before="120" w:after="60"/>
+          </w:pPr>
+          <w:hyperlink w:anchor="_Toc100079" w:history="1">
+            <w:r>
+              <w:rPr>
+                <w:rStyle w:val="Hyperlink"/>
+              </w:rPr>
+              <w:t>第十二章 后续迭代路径</w:t>
+            </w:r>
+            <w:r>
+              <w:tab/>
+            </w:r>
+            <w:r>
+              <w:fldChar w:fldCharType="begin"/>
+            </w:r>
+            <w:r>
+              <w:instrText xml:space="preserve"> PAGEREF _Toc100079 \h </w:instrText>
+            </w:r>
+            <w:r>
+              <w:fldChar w:fldCharType="separate"/>
+            </w:r>
+            <w:r>
+              <w:t>32</w:t>
             </w:r>
             <w:r>
               <w:fldChar w:fldCharType="end"/>
@@ -3099,47 +3134,12 @@
             </w:tabs>
             <w:spacing w:before="120" w:after="60"/>
           </w:pPr>
-          <w:hyperlink w:anchor="_Toc100079" w:history="1">
+          <w:hyperlink w:anchor="_Toc100080" w:history="1">
             <w:r>
               <w:rPr>
                 <w:rStyle w:val="Hyperlink"/>
               </w:rPr>
-              <w:t>11.3 待决策事项清单</w:t>
-            </w:r>
-            <w:r>
-              <w:tab/>
-            </w:r>
-            <w:r>
-              <w:fldChar w:fldCharType="begin"/>
-            </w:r>
-            <w:r>
-              <w:instrText xml:space="preserve"> PAGEREF _Toc100079 \h </w:instrText>
-            </w:r>
-            <w:r>
-              <w:fldChar w:fldCharType="separate"/>
-            </w:r>
-            <w:r>
-              <w:t>31</w:t>
-            </w:r>
-            <w:r>
-              <w:fldChar w:fldCharType="end"/>
-            </w:r>
-          </w:hyperlink>
-        </w:p>
-        <w:p>
-          <w:pPr>
-            <w:pStyle w:val="9"/>
-            <w:tabs>
-              <w:tab w:val="right" w:leader="dot" w:pos="9026"/>
-            </w:tabs>
-            <w:spacing w:before="120" w:after="60"/>
-          </w:pPr>
-          <w:hyperlink w:anchor="_Toc100080" w:history="1">
-            <w:r>
-              <w:rPr>
-                <w:rStyle w:val="Hyperlink"/>
-              </w:rPr>
-              <w:t>第十二章 后续迭代路径</w:t>
+              <w:t>12.1 V2 规划（MVP 上线后 1 个月）</w:t>
             </w:r>
             <w:r>
               <w:tab/>
@@ -3175,7 +3175,7 @@
               <w:rPr>
                 <w:rStyle w:val="Hyperlink"/>
               </w:rPr>
-              <w:t>12.1 V2 规划（MVP 上线后 1 个月）</w:t>
+              <w:t>12.2 V3 规划（V2 上线后 2 个月）</w:t>
             </w:r>
             <w:r>
               <w:tab/>
@@ -3190,7 +3190,7 @@
               <w:fldChar w:fldCharType="separate"/>
             </w:r>
             <w:r>
-              <w:t>32</w:t>
+              <w:t>33</w:t>
             </w:r>
             <w:r>
               <w:fldChar w:fldCharType="end"/>
@@ -3211,7 +3211,7 @@
               <w:rPr>
                 <w:rStyle w:val="Hyperlink"/>
               </w:rPr>
-              <w:t>12.2 V3 规划（V2 上线后 2 个月）</w:t>
+              <w:t>12.3 长期愿景</w:t>
             </w:r>
             <w:r>
               <w:tab/>
@@ -3226,7 +3226,7 @@
               <w:fldChar w:fldCharType="separate"/>
             </w:r>
             <w:r>
-              <w:t>33</w:t>
+              <w:t>34</w:t>
             </w:r>
             <w:r>
               <w:fldChar w:fldCharType="end"/>
@@ -3247,7 +3247,7 @@
               <w:rPr>
                 <w:rStyle w:val="Hyperlink"/>
               </w:rPr>
-              <w:t>12.3 长期愿景</w:t>
+              <w:t>12.4 数据驱动迭代机制</w:t>
             </w:r>
             <w:r>
               <w:tab/>
@@ -3257,42 +3257,6 @@
             </w:r>
             <w:r>
               <w:instrText xml:space="preserve"> PAGEREF _Toc100083 \h </w:instrText>
-            </w:r>
-            <w:r>
-              <w:fldChar w:fldCharType="separate"/>
-            </w:r>
-            <w:r>
-              <w:t>33</w:t>
-            </w:r>
-            <w:r>
-              <w:fldChar w:fldCharType="end"/>
-            </w:r>
-          </w:hyperlink>
-        </w:p>
-        <w:p>
-          <w:pPr>
-            <w:pStyle w:val="11"/>
-            <w:ind w:left="360"/>
-            <w:tabs>
-              <w:tab w:val="right" w:leader="dot" w:pos="9026"/>
-            </w:tabs>
-            <w:spacing w:before="120" w:after="60"/>
-          </w:pPr>
-          <w:hyperlink w:anchor="_Toc100084" w:history="1">
-            <w:r>
-              <w:rPr>
-                <w:rStyle w:val="Hyperlink"/>
-              </w:rPr>
-              <w:t>12.4 数据驱动迭代机制</w:t>
-            </w:r>
-            <w:r>
-              <w:tab/>
-            </w:r>
-            <w:r>
-              <w:fldChar w:fldCharType="begin"/>
-            </w:r>
-            <w:r>
-              <w:instrText xml:space="preserve"> PAGEREF _Toc100084 \h </w:instrText>
             </w:r>
             <w:r>
               <w:fldChar w:fldCharType="separate"/>
@@ -3411,7 +3375,7 @@
           <w:sz w:val="22"/>
           <w:szCs w:val="22"/>
         </w:rPr>
-        <w:t xml:space="preserve">本次方案的核心决策包括：技术栈迁移至 Next.js 16 App Router 全栈架构，使用 Prisma ORM 接入 Neon Postgres 数据库，认证采用 NextAuth.js 邮箱密码方案（暂不接入手机号），AI 模型选用 DeepSeek V4 通过 Route Handler 代理调用，间隔重复算法采用 FSRS（Free Spaced Repetition Scheduler），后续支付能力预留支付宝接口。视觉上 1:1 复刻原站极简黑白加琥珀强调色的设计语言。</w:t>
+        <w:t xml:space="preserve">本次方案的核心决策包括：技术栈迁移至 Next.js 16 App Router 全栈架构，使用 Prisma ORM 接入 Neon Postgres 数据库，认证采用 NextAuth.js 邮箱密码方案（暂不接入手机号），AI 模型选用 DeepSeek V4 通过 Route Handler 代理调用，间隔重复算法采用 FSRS（Free Spaced Repetition Scheduler），后续支付能力预留支付宝接口。视觉上 1:1 复刻原站极简黑白加琥珀强调色的设计语言。方剂数据表设计引入「出处」字段以处理中医方剂学中常见的「同名异方」问题，确保数据学术严谨性。</w:t>
       </w:r>
     </w:p>
     <w:p>
@@ -3427,7 +3391,7 @@
           <w:sz w:val="22"/>
           <w:szCs w:val="22"/>
         </w:rPr>
-        <w:t xml:space="preserve">MVP 范围聚焦于「数据层 + 核心功能层 + AI 层 + 部署」共 13 项交付物，预计可在两周内完成「破烂但完整」的首版上线。AI 能力限定为讲解助手、错题复盘、易混对比、ASR 背诵检测、每日推荐、二创口诀共 6 项，明确砍掉 AI 病案出题这一质量难控的功能。后续 V2、V3 版本将逐步加入周报、可视化、Pro 会员、小程序等扩展能力。</w:t>
+        <w:t xml:space="preserve">MVP 范围聚焦于「数据层 + 核心功能层 + AI 层 + 部署」共 13 项交付物，预计可在两周内完成「破烂但完整」的首版上线。MVP 阶段的 AI 能力精简为「每日推荐」与「ASR 背诵检测」两项——前者是路径驱动的核心引擎，后者是背诵检测的关键评分器。AI 讲解助手、错题复盘、易混对比三项移至 V2 阶段，原因是开放式生成任务的质量依赖提示词反复打磨，MVP 阶段先验证基础流程更稳妥。AI 病案出题完全砍掉，原因是病案题质量难控、幻觉风险高。后续 V2、V3 版本将逐步加入讲解/复盘/对比、二创口诀、周报、可视化、Pro 会员、小程序等扩展能力。</w:t>
       </w:r>
     </w:p>
     <w:p>
@@ -5606,7 +5570,7 @@
           <w:sz w:val="22"/>
           <w:szCs w:val="22"/>
         </w:rPr>
-        <w:t xml:space="preserve">本次方案规划 6 项 AI 能力，明确砍掉 AI 病案出题这一质量难控的功能。砍掉病案出题的理由是：病案题的质量高度依赖 LLM 对中医辨证的准确把握，而当前 LLM 在复杂辨证场景下幻觉率较高，自造病案容易出现「证候不典型」「方证不对应」等问题，质量难控。相比之下，方剂背诵检测是封闭式任务（输入方剂名输出组成，或输入口诀输出方剂名），AI 的角色是评分与反馈，幻觉风险低，质量可控。</w:t>
+        <w:t xml:space="preserve">本次方案规划 6 项 AI 能力。MVP 阶段聚焦「每日推荐」与「ASR 背诵检测」两项——前者是路径驱动的核心引擎，后者是背诵检测的关键评分器，两者都是封闭式任务、质量可控、对 DeepSeek 依赖度高但调用量可控。AI 讲解助手、错题复盘、易混对比三项移至 V2 阶段，理由是这三项属于开放式生成任务，质量依赖提示词工程的反复打磨，MVP 阶段先验证基础流程更稳妥；同时砍掉这三项能让 MVP 工时从 17 人日降至 14 人日，两周内完成更轻松。AI 病案出题完全砍掉，原因是病案题质量难控、幻觉风险高。</w:t>
       </w:r>
     </w:p>
     <w:p>
@@ -5827,7 +5791,7 @@
                 <w:sz w:val="20"/>
                 <w:szCs w:val="20"/>
               </w:rPr>
-              <w:t xml:space="preserve">AI 讲解助手</w:t>
+              <w:t xml:space="preserve">AI 每日推荐</w:t>
             </w:r>
           </w:p>
         </w:tc>
@@ -5856,7 +5820,7 @@
                 <w:sz w:val="20"/>
                 <w:szCs w:val="20"/>
               </w:rPr>
-              <w:t xml:space="preserve">方剂详情页对话框</w:t>
+              <w:t xml:space="preserve">今日学习主页生成</w:t>
             </w:r>
           </w:p>
         </w:tc>
@@ -5885,7 +5849,7 @@
                 <w:sz w:val="20"/>
                 <w:szCs w:val="20"/>
               </w:rPr>
-              <w:t xml:space="preserve">方剂上下文 + 用户问题</w:t>
+              <w:t xml:space="preserve">用户掌握度 + 错题率 + FSRS</w:t>
             </w:r>
           </w:p>
         </w:tc>
@@ -5914,7 +5878,7 @@
                 <w:sz w:val="20"/>
                 <w:szCs w:val="20"/>
               </w:rPr>
-              <w:t xml:space="preserve">自然语言解答</w:t>
+              <w:t xml:space="preserve">10 首推荐方剂 + 理由</w:t>
             </w:r>
           </w:p>
         </w:tc>
@@ -5977,7 +5941,7 @@
                 <w:sz w:val="20"/>
                 <w:szCs w:val="20"/>
               </w:rPr>
-              <w:t xml:space="preserve">AI 错题复盘</w:t>
+              <w:t xml:space="preserve">ASR 背诵检测</w:t>
             </w:r>
           </w:p>
         </w:tc>
@@ -6006,7 +5970,7 @@
                 <w:sz w:val="20"/>
                 <w:szCs w:val="20"/>
               </w:rPr>
-              <w:t xml:space="preserve">错题页右侧栏</w:t>
+              <w:t xml:space="preserve">背诵模式语音输入</w:t>
             </w:r>
           </w:p>
         </w:tc>
@@ -6035,7 +5999,7 @@
                 <w:sz w:val="20"/>
                 <w:szCs w:val="20"/>
               </w:rPr>
-              <w:t xml:space="preserve">错题记录 + 用户答案</w:t>
+              <w:t xml:space="preserve">音频 + 方剂 ID</w:t>
             </w:r>
           </w:p>
         </w:tc>
@@ -6064,7 +6028,7 @@
                 <w:sz w:val="20"/>
                 <w:szCs w:val="20"/>
               </w:rPr>
-              <w:t xml:space="preserve">为什么错 + 区别记忆 + 下一步</w:t>
+              <w:t xml:space="preserve">转写文本 + 评分 + 漏药提示</w:t>
             </w:r>
           </w:p>
         </w:tc>
@@ -6127,7 +6091,7 @@
                 <w:sz w:val="20"/>
                 <w:szCs w:val="20"/>
               </w:rPr>
-              <w:t xml:space="preserve">AI 易混对比</w:t>
+              <w:t xml:space="preserve">AI 讲解助手</w:t>
             </w:r>
           </w:p>
         </w:tc>
@@ -6156,7 +6120,7 @@
                 <w:sz w:val="20"/>
                 <w:szCs w:val="20"/>
               </w:rPr>
-              <w:t xml:space="preserve">错题触发或手动选择</w:t>
+              <w:t xml:space="preserve">方剂详情页对话框</w:t>
             </w:r>
           </w:p>
         </w:tc>
@@ -6185,7 +6149,7 @@
                 <w:sz w:val="20"/>
                 <w:szCs w:val="20"/>
               </w:rPr>
-              <w:t xml:space="preserve">两首方剂 ID</w:t>
+              <w:t xml:space="preserve">方剂上下文 + 用户问题</w:t>
             </w:r>
           </w:p>
         </w:tc>
@@ -6214,7 +6178,7 @@
                 <w:sz w:val="20"/>
                 <w:szCs w:val="20"/>
               </w:rPr>
-              <w:t xml:space="preserve">Markdown 对比表</w:t>
+              <w:t xml:space="preserve">自然语言解答</w:t>
             </w:r>
           </w:p>
         </w:tc>
@@ -6243,7 +6207,7 @@
                 <w:sz w:val="20"/>
                 <w:szCs w:val="20"/>
               </w:rPr>
-              <w:t xml:space="preserve">MVP</w:t>
+              <w:t xml:space="preserve">V2</w:t>
             </w:r>
           </w:p>
         </w:tc>
@@ -6277,7 +6241,7 @@
                 <w:sz w:val="20"/>
                 <w:szCs w:val="20"/>
               </w:rPr>
-              <w:t xml:space="preserve">ASR 背诵检测</w:t>
+              <w:t xml:space="preserve">AI 错题复盘</w:t>
             </w:r>
           </w:p>
         </w:tc>
@@ -6306,7 +6270,7 @@
                 <w:sz w:val="20"/>
                 <w:szCs w:val="20"/>
               </w:rPr>
-              <w:t xml:space="preserve">背诵模式语音输入</w:t>
+              <w:t xml:space="preserve">错题页右侧栏</w:t>
             </w:r>
           </w:p>
         </w:tc>
@@ -6335,7 +6299,7 @@
                 <w:sz w:val="20"/>
                 <w:szCs w:val="20"/>
               </w:rPr>
-              <w:t xml:space="preserve">音频 + 方剂 ID</w:t>
+              <w:t xml:space="preserve">错题记录 + 用户答案</w:t>
             </w:r>
           </w:p>
         </w:tc>
@@ -6364,7 +6328,7 @@
                 <w:sz w:val="20"/>
                 <w:szCs w:val="20"/>
               </w:rPr>
-              <w:t xml:space="preserve">转写文本 + 评分 + 漏药提示</w:t>
+              <w:t xml:space="preserve">为什么错 + 区别记忆 + 下一步</w:t>
             </w:r>
           </w:p>
         </w:tc>
@@ -6393,7 +6357,7 @@
                 <w:sz w:val="20"/>
                 <w:szCs w:val="20"/>
               </w:rPr>
-              <w:t xml:space="preserve">MVP</w:t>
+              <w:t xml:space="preserve">V2</w:t>
             </w:r>
           </w:p>
         </w:tc>
@@ -6427,7 +6391,7 @@
                 <w:sz w:val="20"/>
                 <w:szCs w:val="20"/>
               </w:rPr>
-              <w:t xml:space="preserve">AI 每日推荐</w:t>
+              <w:t xml:space="preserve">AI 易混对比</w:t>
             </w:r>
           </w:p>
         </w:tc>
@@ -6456,7 +6420,7 @@
                 <w:sz w:val="20"/>
                 <w:szCs w:val="20"/>
               </w:rPr>
-              <w:t xml:space="preserve">今日学习主页生成</w:t>
+              <w:t xml:space="preserve">错题触发或手动选择</w:t>
             </w:r>
           </w:p>
         </w:tc>
@@ -6485,7 +6449,7 @@
                 <w:sz w:val="20"/>
                 <w:szCs w:val="20"/>
               </w:rPr>
-              <w:t xml:space="preserve">用户掌握度 + 错题率 + FSRS</w:t>
+              <w:t xml:space="preserve">两首方剂 ID</w:t>
             </w:r>
           </w:p>
         </w:tc>
@@ -6514,7 +6478,7 @@
                 <w:sz w:val="20"/>
                 <w:szCs w:val="20"/>
               </w:rPr>
-              <w:t xml:space="preserve">10 首推荐方剂 + 理由</w:t>
+              <w:t xml:space="preserve">Markdown 对比表</w:t>
             </w:r>
           </w:p>
         </w:tc>
@@ -6543,7 +6507,7 @@
                 <w:sz w:val="20"/>
                 <w:szCs w:val="20"/>
               </w:rPr>
-              <w:t xml:space="preserve">MVP</w:t>
+              <w:t xml:space="preserve">V2</w:t>
             </w:r>
           </w:p>
         </w:tc>
@@ -6694,6 +6658,156 @@
                 <w:szCs w:val="20"/>
               </w:rPr>
               <w:t xml:space="preserve">V2</w:t>
+            </w:r>
+          </w:p>
+        </w:tc>
+      </w:tr>
+      <w:tr>
+        <w:trPr>
+          <w:cantSplit/>
+        </w:trPr>
+        <w:tc>
+          <w:tcPr>
+            <w:tcW w:type="pct" w:w="16%"/>
+            <w:shd w:fill="FFFFFF" w:val="clear"/>
+            <w:tcMar>
+              <w:top w:type="dxa" w:w="100"/>
+              <w:left w:type="dxa" w:w="120"/>
+              <w:bottom w:type="dxa" w:w="100"/>
+              <w:right w:type="dxa" w:w="120"/>
+            </w:tcMar>
+          </w:tcPr>
+          <w:p>
+            <w:pPr>
+              <w:spacing w:after="0" w:line="280"/>
+              <w:jc w:val="left"/>
+            </w:pPr>
+            <w:r>
+              <w:rPr>
+                <w:rFonts w:ascii="Calibri" w:eastAsia="SimSun"/>
+                <w:b w:val="false"/>
+                <w:bCs w:val="false"/>
+                <w:color w:val="000000"/>
+                <w:sz w:val="20"/>
+                <w:szCs w:val="20"/>
+              </w:rPr>
+              <w:t xml:space="preserve">AI 病案出题</w:t>
+            </w:r>
+          </w:p>
+        </w:tc>
+        <w:tc>
+          <w:tcPr>
+            <w:tcW w:type="pct" w:w="22%"/>
+            <w:shd w:fill="FFFFFF" w:val="clear"/>
+            <w:tcMar>
+              <w:top w:type="dxa" w:w="100"/>
+              <w:left w:type="dxa" w:w="120"/>
+              <w:bottom w:type="dxa" w:w="100"/>
+              <w:right w:type="dxa" w:w="120"/>
+            </w:tcMar>
+          </w:tcPr>
+          <w:p>
+            <w:pPr>
+              <w:spacing w:after="0" w:line="280"/>
+              <w:jc w:val="left"/>
+            </w:pPr>
+            <w:r>
+              <w:rPr>
+                <w:rFonts w:ascii="Calibri" w:eastAsia="SimSun"/>
+                <w:b w:val="false"/>
+                <w:bCs w:val="false"/>
+                <w:color w:val="000000"/>
+                <w:sz w:val="20"/>
+                <w:szCs w:val="20"/>
+              </w:rPr>
+              <w:t xml:space="preserve">—</w:t>
+            </w:r>
+          </w:p>
+        </w:tc>
+        <w:tc>
+          <w:tcPr>
+            <w:tcW w:type="pct" w:w="22%"/>
+            <w:shd w:fill="FFFFFF" w:val="clear"/>
+            <w:tcMar>
+              <w:top w:type="dxa" w:w="100"/>
+              <w:left w:type="dxa" w:w="120"/>
+              <w:bottom w:type="dxa" w:w="100"/>
+              <w:right w:type="dxa" w:w="120"/>
+            </w:tcMar>
+          </w:tcPr>
+          <w:p>
+            <w:pPr>
+              <w:spacing w:after="0" w:line="280"/>
+              <w:jc w:val="left"/>
+            </w:pPr>
+            <w:r>
+              <w:rPr>
+                <w:rFonts w:ascii="Calibri" w:eastAsia="SimSun"/>
+                <w:b w:val="false"/>
+                <w:bCs w:val="false"/>
+                <w:color w:val="000000"/>
+                <w:sz w:val="20"/>
+                <w:szCs w:val="20"/>
+              </w:rPr>
+              <w:t xml:space="preserve">—</w:t>
+            </w:r>
+          </w:p>
+        </w:tc>
+        <w:tc>
+          <w:tcPr>
+            <w:tcW w:type="pct" w:w="24%"/>
+            <w:shd w:fill="FFFFFF" w:val="clear"/>
+            <w:tcMar>
+              <w:top w:type="dxa" w:w="100"/>
+              <w:left w:type="dxa" w:w="120"/>
+              <w:bottom w:type="dxa" w:w="100"/>
+              <w:right w:type="dxa" w:w="120"/>
+            </w:tcMar>
+          </w:tcPr>
+          <w:p>
+            <w:pPr>
+              <w:spacing w:after="0" w:line="280"/>
+              <w:jc w:val="left"/>
+            </w:pPr>
+            <w:r>
+              <w:rPr>
+                <w:rFonts w:ascii="Calibri" w:eastAsia="SimSun"/>
+                <w:b w:val="false"/>
+                <w:bCs w:val="false"/>
+                <w:color w:val="000000"/>
+                <w:sz w:val="20"/>
+                <w:szCs w:val="20"/>
+              </w:rPr>
+              <w:t xml:space="preserve">—</w:t>
+            </w:r>
+          </w:p>
+        </w:tc>
+        <w:tc>
+          <w:tcPr>
+            <w:tcW w:type="pct" w:w="16%"/>
+            <w:shd w:fill="FFFFFF" w:val="clear"/>
+            <w:tcMar>
+              <w:top w:type="dxa" w:w="100"/>
+              <w:left w:type="dxa" w:w="120"/>
+              <w:bottom w:type="dxa" w:w="100"/>
+              <w:right w:type="dxa" w:w="120"/>
+            </w:tcMar>
+          </w:tcPr>
+          <w:p>
+            <w:pPr>
+              <w:spacing w:after="0" w:line="280"/>
+              <w:jc w:val="left"/>
+            </w:pPr>
+            <w:r>
+              <w:rPr>
+                <w:rFonts w:ascii="Calibri" w:eastAsia="SimSun"/>
+                <w:b w:val="false"/>
+                <w:bCs w:val="false"/>
+                <w:color w:val="000000"/>
+                <w:sz w:val="20"/>
+                <w:szCs w:val="20"/>
+              </w:rPr>
+              <w:t xml:space="preserve">已砍掉</w:t>
             </w:r>
           </w:p>
         </w:tc>
@@ -6733,7 +6847,7 @@
           <w:sz w:val="24"/>
           <w:szCs w:val="24"/>
         </w:rPr>
-        <w:t xml:space="preserve">4.2.1 AI 讲解助手</w:t>
+        <w:t xml:space="preserve">4.2.1 AI 每日推荐（MVP）</w:t>
       </w:r>
       <w:bookmarkEnd w:id="100023"/>
     </w:p>
@@ -6750,7 +6864,7 @@
           <w:sz w:val="22"/>
           <w:szCs w:val="22"/>
         </w:rPr>
-        <w:t xml:space="preserve">每首方剂详情页右下角悬浮一个对话框，用户可以问任何与该方剂相关的问题，比如「为什么用桂枝？」「麻黄和桂枝的比例是多少？」「和银翘散有什么区别？」。技术实现要点是：系统将该方剂的完整结构化数据（组成、功用、主治、口诀、传统方歌）作为 system prompt 注入，约束 AI 只回答与该方剂相关的问题，避免发散。对话历史保存在 ai_conversations 表中，支持多轮追问。流式响应（SSE）必须实现，否则用户等待感过强。</w:t>
+        <w:t xml:space="preserve">今日学习主页的「今日推荐 10 首」由 AI 与 FSRS 算法协同生成。流程是：FSRS 算法根据 user_mastery 表计算每首方剂的下次复习时间，筛选出今日到期的复习方剂（通常 5 至 7 首）；AI 根据用户当前阶段、最近错题分布、上次推荐反馈，从剩余方剂中挑选 3 至 5 首新学方剂，并标注推荐理由。每日推荐结果预生成并存入 user_daily_plans 表，用户打开主页时直接读取，无需实时调用 AI。Vercel Cron 每日凌晨 3 点为所有活跃用户预生成当日计划。</w:t>
       </w:r>
     </w:p>
     <w:p>
@@ -6768,7 +6882,7 @@
           <w:sz w:val="24"/>
           <w:szCs w:val="24"/>
         </w:rPr>
-        <w:t xml:space="preserve">4.2.2 AI 错题复盘</w:t>
+        <w:t xml:space="preserve">4.2.2 ASR 背诵检测（MVP）</w:t>
       </w:r>
       <w:bookmarkEnd w:id="100024"/>
     </w:p>
@@ -6785,7 +6899,7 @@
           <w:sz w:val="22"/>
           <w:szCs w:val="22"/>
         </w:rPr>
-        <w:t xml:space="preserve">用户在闯关或背诵模式答错后，错题页右侧栏自动调用 AI 生成三层结构化反馈。第一层「为什么错」分析错因（混淆方剂、漏药、记错证候等），第二层「区别记忆」给出关键差异点（如「桑菊饮对应咳嗽，银翘散对应咽痛」），第三层「下一步建议」给出复习建议（如「明日 AI 会把这对方剂单独拿出来对比复习」）。AI 输出严格约束为 JSON 格式，前端按字段渲染，避免 Markdown 解析问题。错题反馈快照存入 user_answer_logs 表，避免重复调用 AI 浪费 token。</w:t>
+        <w:t xml:space="preserve">背诵模式下用户口述方剂组成，浏览器 Web Speech API 实时转写，前端将转写文本与正确答案做模糊匹配，给出「完全正确」「漏药」「错药」「顺序错」等反馈。技术难点是中药名的语音识别准确率——「半夏」「苍术」等专有名词在通用 ASR 模型下识别率低，需要在前端做术语词典增强（用 Web Speech API 的 grammar 功能或自定义后处理）。Chrome 与 Edge 支持较好，Safari 与 Firefox 支持有限，需做兼容性提示。</w:t>
       </w:r>
     </w:p>
     <w:p>
@@ -6803,7 +6917,7 @@
           <w:sz w:val="24"/>
           <w:szCs w:val="24"/>
         </w:rPr>
-        <w:t xml:space="preserve">4.2.3 AI 易混对比</w:t>
+        <w:t xml:space="preserve">4.2.3 AI 讲解助手（V2）</w:t>
       </w:r>
       <w:bookmarkEnd w:id="100025"/>
     </w:p>
@@ -6820,7 +6934,7 @@
           <w:sz w:val="22"/>
           <w:szCs w:val="22"/>
         </w:rPr>
-        <w:t xml:space="preserve">错题触发或用户手动选择两首方剂时，AI 生成结构化对比表，对比维度包括：组成差异、功用差异、主治差异、关键鉴别点、记忆口诀。输出格式为 JSON 数组，每行一个对比维度。该能力与错题复盘联动——错题复盘的「下一步建议」如果提到「明日对比复习」，次日今日学习主页会自动加入对比任务。对比结果缓存 24 小时，相同方剂对的对比不重复调用 AI。</w:t>
+        <w:t xml:space="preserve">每首方剂详情页右下角悬浮一个对话框，用户可以问任何与该方剂相关的问题，比如「为什么用桂枝？」「麻黄和桂枝的比例是多少？」「和银翘散有什么区别？」。技术实现要点是：系统将该方剂的完整结构化数据（组成、功用、主治、口诀、传统方歌）作为 system prompt 注入，约束 AI 只回答与该方剂相关的问题，避免发散。对话历史保存在 ai_conversations 表中，支持多轮追问。流式响应（SSE）必须实现，否则用户等待感过强。该能力放至 V2，原因是 MVP 阶段需要先验证核心背诵流程，讲解助手属于「恍然大悟」体验的增强项。</w:t>
       </w:r>
     </w:p>
     <w:p>
@@ -6838,7 +6952,7 @@
           <w:sz w:val="24"/>
           <w:szCs w:val="24"/>
         </w:rPr>
-        <w:t xml:space="preserve">4.2.4 ASR 背诵检测</w:t>
+        <w:t xml:space="preserve">4.2.4 AI 错题复盘（V2）</w:t>
       </w:r>
       <w:bookmarkEnd w:id="100026"/>
     </w:p>
@@ -6855,7 +6969,7 @@
           <w:sz w:val="22"/>
           <w:szCs w:val="22"/>
         </w:rPr>
-        <w:t xml:space="preserve">背诵模式下用户口述方剂组成，浏览器 Web Speech API 实时转写，前端将转写文本与正确答案做模糊匹配，给出「完全正确」「漏药」「错药」「顺序错」等反馈。技术难点是中药名的语音识别准确率——「半夏」「苍术」等专有名词在通用 ASR 模型下识别率低，需要在前端做术语词典增强（用 Web Speech API 的 grammar 功能或自定义后处理）。Chrome 与 Edge 支持较好，Safari 与 Firefox 支持有限，需做兼容性提示。</w:t>
+        <w:t xml:space="preserve">用户在闯关或背诵模式答错后，错题页右侧栏自动调用 AI 生成三层结构化反馈。第一层「为什么错」分析错因（混淆方剂、漏药、记错证候等），第二层「区别记忆」给出关键差异点（如「桑菊饮对应咳嗽，银翘散对应咽痛」），第三层「下一步建议」给出复习建议。AI 输出严格约束为 JSON 格式，前端按字段渲染。错题反馈快照存入 user_answer_logs 表，避免重复调用 AI 浪费 token。该能力放至 V2，原因是开放式生成的质量需要提示词反复打磨，MVP 阶段先用静态反馈（正确答案 + 简单提示）替代，V2 再做 AI 增强。</w:t>
       </w:r>
     </w:p>
     <w:p>
@@ -6873,7 +6987,7 @@
           <w:sz w:val="24"/>
           <w:szCs w:val="24"/>
         </w:rPr>
-        <w:t xml:space="preserve">4.2.5 AI 每日推荐</w:t>
+        <w:t xml:space="preserve">4.2.5 AI 易混对比（V2）</w:t>
       </w:r>
       <w:bookmarkEnd w:id="100027"/>
     </w:p>
@@ -6890,7 +7004,7 @@
           <w:sz w:val="22"/>
           <w:szCs w:val="22"/>
         </w:rPr>
-        <w:t xml:space="preserve">今日学习主页的「今日推荐 10 首」由 AI 与 FSRS 算法协同生成。流程是：FSRS 算法根据 user_mastery 表计算每首方剂的下次复习时间，筛选出今日到期的复习方剂（通常 5 至 7 首）；AI 根据用户当前阶段、最近错题分布、上次推荐反馈，从剩余方剂中挑选 3 至 5 首新学方剂，并标注推荐理由。每日推荐结果预生成并存入 user_daily_plans 表，用户打开主页时直接读取，无需实时调用 AI。Vercel Cron 每日凌晨 3 点为所有活跃用户预生成当日计划。</w:t>
+        <w:t xml:space="preserve">错题触发或用户手动选择两首方剂时，AI 生成结构化对比表，对比维度包括：组成差异、功用差异、主治差异、关键鉴别点、记忆口诀。输出格式为 JSON 数组。该能力与错题复盘联动——错题复盘的「下一步建议」如果提到「明日对比复习」，次日今日学习主页会自动加入对比任务。对比结果缓存 24 小时。该能力放至 V2，与错题复盘同期上线。</w:t>
       </w:r>
     </w:p>
     <w:p>
@@ -6925,7 +7039,7 @@
           <w:sz w:val="22"/>
           <w:szCs w:val="22"/>
         </w:rPr>
-        <w:t xml:space="preserve">当用户记不住官方口诀时，AI 根据组成药材生成 3 条备选口诀（谐音梗、故事梗、形象化口诀），用户可挑选最顺口的一条保存为自己的私有口诀。该能力放至 V2 版本，原因是 MVP 阶段需要先验证核心背诵流程，二创口诀属于锦上添花。</w:t>
+        <w:t xml:space="preserve">当用户记不住官方口诀时，AI 根据组成药材生成 3 条备选口诀（谐音梗、故事梗、形象化口诀），用户可挑选最顺口的一条保存为自己的私有口诀。该能力放至 V2，原因是 MVP 阶段需要先验证核心背诵流程，二创口诀属于锦上添花。</w:t>
       </w:r>
     </w:p>
     <w:p>
@@ -7011,7 +7125,7 @@
           <w:sz w:val="22"/>
           <w:szCs w:val="22"/>
         </w:rPr>
-        <w:t xml:space="preserve">所有 AI 提示词遵循三条原则。第一，上下文注入：每次调用都注入相关方剂的完整结构化数据，避免 AI 凭空生成。第二，输出约束：要求 AI 严格输出 JSON 格式（除讲解助手用流式自然语言外），便于前端解析与渲染。第三，缓存策略：相同输入的 AI 调用结果缓存 24 小时（如易混对比），高频调用的内容（如方剂讲解的常见问题）可考虑预生成。提示词版本化管理，每次修改都记录在 git 中，便于 A/B 测试与回滚。</w:t>
+        <w:t xml:space="preserve">所有 AI 提示词遵循三条原则。第一，上下文注入：每次调用都注入相关方剂的完整结构化数据，避免 AI 凭空生成。第二，输出约束：要求 AI 严格输出 JSON 格式（如每日推荐的推荐理由结构、ASR 评分的反馈结构），便于前端解析与渲染。第三，缓存策略：每日推荐结果预生成并持久化，避免用户打开主页时实时调用 AI。提示词版本化管理，每次修改都记录在 git 中，便于 A/B 测试与回滚。V2 阶段补回讲解助手、错题复盘、易混对比后，将额外引入流式响应与对话历史管理两条原则。</w:t>
       </w:r>
     </w:p>
     <w:p>
@@ -7924,6 +8038,22 @@
     </w:p>
     <w:p>
       <w:pPr>
+        <w:spacing w:after="120" w:line="312"/>
+        <w:ind w:firstLine="480"/>
+        <w:jc w:val="both"/>
+      </w:pPr>
+      <w:r>
+        <w:rPr>
+          <w:rFonts w:ascii="Times New Roman" w:eastAsia="SimSun"/>
+          <w:color w:val="000000"/>
+          <w:sz w:val="22"/>
+          <w:szCs w:val="22"/>
+        </w:rPr>
+        <w:t xml:space="preserve">方剂主表的核心设计点是处理「同名异方」问题——中医方剂中存在大量同名但组成、出处不同的方剂，例如《伤寒论》的「四逆汤」与后世变方「四逆汤」组成可能不同，《温病条辨》的「银翘散」与民间俗称的「银翘散」也可能存在差异。因此方剂表的唯一性不能仅由方名决定，必须引入「出处」字段构成复合唯一键。</w:t>
+      </w:r>
+    </w:p>
+    <w:p>
+      <w:pPr>
         <w:keepNext/>
         <w:spacing w:after="80" w:before="200" w:line="300"/>
         <w:jc w:val="left"/>
@@ -8168,7 +8298,7 @@
                 <w:sz w:val="20"/>
                 <w:szCs w:val="20"/>
               </w:rPr>
-              <w:t xml:space="preserve">方剂 ID（拼音或 slug，如「ma_huang_tang」）</w:t>
+              <w:t xml:space="preserve">方剂 ID（slug 形式，如「ma_huang_tang_shanghanlun」）</w:t>
             </w:r>
           </w:p>
         </w:tc>
@@ -8289,7 +8419,7 @@
                 <w:sz w:val="20"/>
                 <w:szCs w:val="20"/>
               </w:rPr>
-              <w:t xml:space="preserve">方剂名称（如「麻黄汤」）</w:t>
+              <w:t xml:space="preserve">方剂名称（如「麻黄汤」），不唯一</w:t>
             </w:r>
           </w:p>
         </w:tc>
@@ -8318,7 +8448,7 @@
                 <w:sz w:val="20"/>
                 <w:szCs w:val="20"/>
               </w:rPr>
-              <w:t xml:space="preserve">唯一索引</w:t>
+              <w:t xml:space="preserve">普通索引（非唯一）</w:t>
             </w:r>
           </w:p>
         </w:tc>
@@ -8352,7 +8482,7 @@
                 <w:sz w:val="20"/>
                 <w:szCs w:val="20"/>
               </w:rPr>
-              <w:t xml:space="preserve">category_id</w:t>
+              <w:t xml:space="preserve">source</w:t>
             </w:r>
           </w:p>
         </w:tc>
@@ -8381,7 +8511,7 @@
                 <w:sz w:val="20"/>
                 <w:szCs w:val="20"/>
               </w:rPr>
-              <w:t xml:space="preserve">Int (FK)</w:t>
+              <w:t xml:space="preserve">String</w:t>
             </w:r>
           </w:p>
         </w:tc>
@@ -8410,7 +8540,7 @@
                 <w:sz w:val="20"/>
                 <w:szCs w:val="20"/>
               </w:rPr>
-              <w:t xml:space="preserve">所属分类 ID</w:t>
+              <w:t xml:space="preserve">出处（如「《伤寒论》」「《温病条辨》」「《太平惠民和剂局方》」）</w:t>
             </w:r>
           </w:p>
         </w:tc>
@@ -8439,7 +8569,7 @@
                 <w:sz w:val="20"/>
                 <w:szCs w:val="20"/>
               </w:rPr>
-              <w:t xml:space="preserve">外键索引</w:t>
+              <w:t xml:space="preserve">复合唯一索引 (name, source)</w:t>
             </w:r>
           </w:p>
         </w:tc>
@@ -8473,7 +8603,7 @@
                 <w:sz w:val="20"/>
                 <w:szCs w:val="20"/>
               </w:rPr>
-              <w:t xml:space="preserve">mnemonic</w:t>
+              <w:t xml:space="preserve">alias</w:t>
             </w:r>
           </w:p>
         </w:tc>
@@ -8502,7 +8632,7 @@
                 <w:sz w:val="20"/>
                 <w:szCs w:val="20"/>
               </w:rPr>
-              <w:t xml:space="preserve">String</w:t>
+              <w:t xml:space="preserve">String[]</w:t>
             </w:r>
           </w:p>
         </w:tc>
@@ -8531,7 +8661,7 @@
                 <w:sz w:val="20"/>
                 <w:szCs w:val="20"/>
               </w:rPr>
-              <w:t xml:space="preserve">压缩字块（如「妈跪着炒」）</w:t>
+              <w:t xml:space="preserve">别名数组（如「四逆散」可含「四逆汤」别名，便于搜索）</w:t>
             </w:r>
           </w:p>
         </w:tc>
@@ -8560,7 +8690,7 @@
                 <w:sz w:val="20"/>
                 <w:szCs w:val="20"/>
               </w:rPr>
-              <w:t xml:space="preserve">—</w:t>
+              <w:t xml:space="preserve">GIN 索引</w:t>
             </w:r>
           </w:p>
         </w:tc>
@@ -8594,7 +8724,7 @@
                 <w:sz w:val="20"/>
                 <w:szCs w:val="20"/>
               </w:rPr>
-              <w:t xml:space="preserve">mnemonic_explanation</w:t>
+              <w:t xml:space="preserve">category_id</w:t>
             </w:r>
           </w:p>
         </w:tc>
@@ -8623,7 +8753,7 @@
                 <w:sz w:val="20"/>
                 <w:szCs w:val="20"/>
               </w:rPr>
-              <w:t xml:space="preserve">String</w:t>
+              <w:t xml:space="preserve">Int (FK)</w:t>
             </w:r>
           </w:p>
         </w:tc>
@@ -8652,7 +8782,7 @@
                 <w:sz w:val="20"/>
                 <w:szCs w:val="20"/>
               </w:rPr>
-              <w:t xml:space="preserve">压缩字块解释（如「妈(麻黄)+跪(桂枝)…」）</w:t>
+              <w:t xml:space="preserve">所属分类 ID</w:t>
             </w:r>
           </w:p>
         </w:tc>
@@ -8681,7 +8811,7 @@
                 <w:sz w:val="20"/>
                 <w:szCs w:val="20"/>
               </w:rPr>
-              <w:t xml:space="preserve">—</w:t>
+              <w:t xml:space="preserve">外键索引</w:t>
             </w:r>
           </w:p>
         </w:tc>
@@ -8715,7 +8845,7 @@
                 <w:sz w:val="20"/>
                 <w:szCs w:val="20"/>
               </w:rPr>
-              <w:t xml:space="preserve">traditional_mnemonic</w:t>
+              <w:t xml:space="preserve">mnemonic</w:t>
             </w:r>
           </w:p>
         </w:tc>
@@ -8744,7 +8874,7 @@
                 <w:sz w:val="20"/>
                 <w:szCs w:val="20"/>
               </w:rPr>
-              <w:t xml:space="preserve">Text</w:t>
+              <w:t xml:space="preserve">String</w:t>
             </w:r>
           </w:p>
         </w:tc>
@@ -8773,7 +8903,7 @@
                 <w:sz w:val="20"/>
                 <w:szCs w:val="20"/>
               </w:rPr>
-              <w:t xml:space="preserve">传统方歌（教材标准版）</w:t>
+              <w:t xml:space="preserve">压缩字块（如「妈跪着炒」）</w:t>
             </w:r>
           </w:p>
         </w:tc>
@@ -8802,7 +8932,7 @@
                 <w:sz w:val="20"/>
                 <w:szCs w:val="20"/>
               </w:rPr>
-              <w:t xml:space="preserve">全文索引</w:t>
+              <w:t xml:space="preserve">—</w:t>
             </w:r>
           </w:p>
         </w:tc>
@@ -8836,7 +8966,7 @@
                 <w:sz w:val="20"/>
                 <w:szCs w:val="20"/>
               </w:rPr>
-              <w:t xml:space="preserve">traditional_mnemonic_explanation</w:t>
+              <w:t xml:space="preserve">mnemonic_explanation</w:t>
             </w:r>
           </w:p>
         </w:tc>
@@ -8865,7 +8995,7 @@
                 <w:sz w:val="20"/>
                 <w:szCs w:val="20"/>
               </w:rPr>
-              <w:t xml:space="preserve">Text</w:t>
+              <w:t xml:space="preserve">String</w:t>
             </w:r>
           </w:p>
         </w:tc>
@@ -8894,7 +9024,7 @@
                 <w:sz w:val="20"/>
                 <w:szCs w:val="20"/>
               </w:rPr>
-              <w:t xml:space="preserve">传统方歌逐句解释</w:t>
+              <w:t xml:space="preserve">压缩字块解释（如「妈(麻黄)+跪(桂枝)…」）</w:t>
             </w:r>
           </w:p>
         </w:tc>
@@ -8957,7 +9087,7 @@
                 <w:sz w:val="20"/>
                 <w:szCs w:val="20"/>
               </w:rPr>
-              <w:t xml:space="preserve">ingredients</w:t>
+              <w:t xml:space="preserve">traditional_mnemonic</w:t>
             </w:r>
           </w:p>
         </w:tc>
@@ -8986,7 +9116,7 @@
                 <w:sz w:val="20"/>
                 <w:szCs w:val="20"/>
               </w:rPr>
-              <w:t xml:space="preserve">String[]</w:t>
+              <w:t xml:space="preserve">Text</w:t>
             </w:r>
           </w:p>
         </w:tc>
@@ -9015,7 +9145,7 @@
                 <w:sz w:val="20"/>
                 <w:szCs w:val="20"/>
               </w:rPr>
-              <w:t xml:space="preserve">药物组成数组（如 ["麻黄","桂枝","杏仁","甘草"]）</w:t>
+              <w:t xml:space="preserve">传统方歌（教材标准版）</w:t>
             </w:r>
           </w:p>
         </w:tc>
@@ -9044,7 +9174,7 @@
                 <w:sz w:val="20"/>
                 <w:szCs w:val="20"/>
               </w:rPr>
-              <w:t xml:space="preserve">GIN 索引</w:t>
+              <w:t xml:space="preserve">全文索引</w:t>
             </w:r>
           </w:p>
         </w:tc>
@@ -9078,7 +9208,7 @@
                 <w:sz w:val="20"/>
                 <w:szCs w:val="20"/>
               </w:rPr>
-              <w:t xml:space="preserve">functions</w:t>
+              <w:t xml:space="preserve">traditional_mnemonic_explanation</w:t>
             </w:r>
           </w:p>
         </w:tc>
@@ -9107,7 +9237,7 @@
                 <w:sz w:val="20"/>
                 <w:szCs w:val="20"/>
               </w:rPr>
-              <w:t xml:space="preserve">String</w:t>
+              <w:t xml:space="preserve">Text</w:t>
             </w:r>
           </w:p>
         </w:tc>
@@ -9136,7 +9266,7 @@
                 <w:sz w:val="20"/>
                 <w:szCs w:val="20"/>
               </w:rPr>
-              <w:t xml:space="preserve">功用（如「发汗解表，宣肺平喘」）</w:t>
+              <w:t xml:space="preserve">传统方歌逐句解释</w:t>
             </w:r>
           </w:p>
         </w:tc>
@@ -9199,7 +9329,7 @@
                 <w:sz w:val="20"/>
                 <w:szCs w:val="20"/>
               </w:rPr>
-              <w:t xml:space="preserve">indications</w:t>
+              <w:t xml:space="preserve">ingredients</w:t>
             </w:r>
           </w:p>
         </w:tc>
@@ -9228,7 +9358,7 @@
                 <w:sz w:val="20"/>
                 <w:szCs w:val="20"/>
               </w:rPr>
-              <w:t xml:space="preserve">Text</w:t>
+              <w:t xml:space="preserve">String[]</w:t>
             </w:r>
           </w:p>
         </w:tc>
@@ -9257,7 +9387,7 @@
                 <w:sz w:val="20"/>
                 <w:szCs w:val="20"/>
               </w:rPr>
-              <w:t xml:space="preserve">主治（含主症与舌脉）</w:t>
+              <w:t xml:space="preserve">药物组成数组（如 ["麻黄","桂枝","杏仁","甘草"]）</w:t>
             </w:r>
           </w:p>
         </w:tc>
@@ -9286,7 +9416,7 @@
                 <w:sz w:val="20"/>
                 <w:szCs w:val="20"/>
               </w:rPr>
-              <w:t xml:space="preserve">—</w:t>
+              <w:t xml:space="preserve">GIN 索引</w:t>
             </w:r>
           </w:p>
         </w:tc>
@@ -9320,7 +9450,7 @@
                 <w:sz w:val="20"/>
                 <w:szCs w:val="20"/>
               </w:rPr>
-              <w:t xml:space="preserve">trigger</w:t>
+              <w:t xml:space="preserve">functions</w:t>
             </w:r>
           </w:p>
         </w:tc>
@@ -9378,7 +9508,7 @@
                 <w:sz w:val="20"/>
                 <w:szCs w:val="20"/>
               </w:rPr>
-              <w:t xml:space="preserve">触发关键词（如「身疼无汗」）</w:t>
+              <w:t xml:space="preserve">功用（如「发汗解表，宣肺平喘」）</w:t>
             </w:r>
           </w:p>
         </w:tc>
@@ -9441,7 +9571,7 @@
                 <w:sz w:val="20"/>
                 <w:szCs w:val="20"/>
               </w:rPr>
-              <w:t xml:space="preserve">level</w:t>
+              <w:t xml:space="preserve">indications</w:t>
             </w:r>
           </w:p>
         </w:tc>
@@ -9470,7 +9600,7 @@
                 <w:sz w:val="20"/>
                 <w:szCs w:val="20"/>
               </w:rPr>
-              <w:t xml:space="preserve">String</w:t>
+              <w:t xml:space="preserve">Text</w:t>
             </w:r>
           </w:p>
         </w:tc>
@@ -9499,7 +9629,7 @@
                 <w:sz w:val="20"/>
                 <w:szCs w:val="20"/>
               </w:rPr>
-              <w:t xml:space="preserve">难度（一类方/二类方）</w:t>
+              <w:t xml:space="preserve">主治（含主症与舌脉）</w:t>
             </w:r>
           </w:p>
         </w:tc>
@@ -9528,7 +9658,7 @@
                 <w:sz w:val="20"/>
                 <w:szCs w:val="20"/>
               </w:rPr>
-              <w:t xml:space="preserve">普通索引</w:t>
+              <w:t xml:space="preserve">—</w:t>
             </w:r>
           </w:p>
         </w:tc>
@@ -9562,7 +9692,7 @@
                 <w:sz w:val="20"/>
                 <w:szCs w:val="20"/>
               </w:rPr>
-              <w:t xml:space="preserve">sort_order</w:t>
+              <w:t xml:space="preserve">trigger</w:t>
             </w:r>
           </w:p>
         </w:tc>
@@ -9591,7 +9721,7 @@
                 <w:sz w:val="20"/>
                 <w:szCs w:val="20"/>
               </w:rPr>
-              <w:t xml:space="preserve">Int</w:t>
+              <w:t xml:space="preserve">String</w:t>
             </w:r>
           </w:p>
         </w:tc>
@@ -9620,7 +9750,7 @@
                 <w:sz w:val="20"/>
                 <w:szCs w:val="20"/>
               </w:rPr>
-              <w:t xml:space="preserve">分类内排序权重</w:t>
+              <w:t xml:space="preserve">触发关键词（如「身疼无汗」）</w:t>
             </w:r>
           </w:p>
         </w:tc>
@@ -9683,7 +9813,7 @@
                 <w:sz w:val="20"/>
                 <w:szCs w:val="20"/>
               </w:rPr>
-              <w:t xml:space="preserve">created_at</w:t>
+              <w:t xml:space="preserve">level</w:t>
             </w:r>
           </w:p>
         </w:tc>
@@ -9712,7 +9842,7 @@
                 <w:sz w:val="20"/>
                 <w:szCs w:val="20"/>
               </w:rPr>
-              <w:t xml:space="preserve">DateTime</w:t>
+              <w:t xml:space="preserve">String</w:t>
             </w:r>
           </w:p>
         </w:tc>
@@ -9741,7 +9871,7 @@
                 <w:sz w:val="20"/>
                 <w:szCs w:val="20"/>
               </w:rPr>
-              <w:t xml:space="preserve">创建时间</w:t>
+              <w:t xml:space="preserve">难度（一类方/二类方）</w:t>
             </w:r>
           </w:p>
         </w:tc>
@@ -9770,7 +9900,7 @@
                 <w:sz w:val="20"/>
                 <w:szCs w:val="20"/>
               </w:rPr>
-              <w:t xml:space="preserve">—</w:t>
+              <w:t xml:space="preserve">普通索引</w:t>
             </w:r>
           </w:p>
         </w:tc>
@@ -9804,6 +9934,248 @@
                 <w:sz w:val="20"/>
                 <w:szCs w:val="20"/>
               </w:rPr>
+              <w:t xml:space="preserve">sort_order</w:t>
+            </w:r>
+          </w:p>
+        </w:tc>
+        <w:tc>
+          <w:tcPr>
+            <w:tcW w:type="pct" w:w="16%"/>
+            <w:shd w:fill="FFFFFF" w:val="clear"/>
+            <w:tcMar>
+              <w:top w:type="dxa" w:w="100"/>
+              <w:left w:type="dxa" w:w="120"/>
+              <w:bottom w:type="dxa" w:w="100"/>
+              <w:right w:type="dxa" w:w="120"/>
+            </w:tcMar>
+          </w:tcPr>
+          <w:p>
+            <w:pPr>
+              <w:spacing w:after="0" w:line="280"/>
+              <w:jc w:val="left"/>
+            </w:pPr>
+            <w:r>
+              <w:rPr>
+                <w:rFonts w:ascii="Calibri" w:eastAsia="SimSun"/>
+                <w:b w:val="false"/>
+                <w:bCs w:val="false"/>
+                <w:color w:val="000000"/>
+                <w:sz w:val="20"/>
+                <w:szCs w:val="20"/>
+              </w:rPr>
+              <w:t xml:space="preserve">Int</w:t>
+            </w:r>
+          </w:p>
+        </w:tc>
+        <w:tc>
+          <w:tcPr>
+            <w:tcW w:type="pct" w:w="50%"/>
+            <w:shd w:fill="FFFFFF" w:val="clear"/>
+            <w:tcMar>
+              <w:top w:type="dxa" w:w="100"/>
+              <w:left w:type="dxa" w:w="120"/>
+              <w:bottom w:type="dxa" w:w="100"/>
+              <w:right w:type="dxa" w:w="120"/>
+            </w:tcMar>
+          </w:tcPr>
+          <w:p>
+            <w:pPr>
+              <w:spacing w:after="0" w:line="280"/>
+              <w:jc w:val="left"/>
+            </w:pPr>
+            <w:r>
+              <w:rPr>
+                <w:rFonts w:ascii="Calibri" w:eastAsia="SimSun"/>
+                <w:b w:val="false"/>
+                <w:bCs w:val="false"/>
+                <w:color w:val="000000"/>
+                <w:sz w:val="20"/>
+                <w:szCs w:val="20"/>
+              </w:rPr>
+              <w:t xml:space="preserve">分类内排序权重</w:t>
+            </w:r>
+          </w:p>
+        </w:tc>
+        <w:tc>
+          <w:tcPr>
+            <w:tcW w:type="pct" w:w="12%"/>
+            <w:shd w:fill="FFFFFF" w:val="clear"/>
+            <w:tcMar>
+              <w:top w:type="dxa" w:w="100"/>
+              <w:left w:type="dxa" w:w="120"/>
+              <w:bottom w:type="dxa" w:w="100"/>
+              <w:right w:type="dxa" w:w="120"/>
+            </w:tcMar>
+          </w:tcPr>
+          <w:p>
+            <w:pPr>
+              <w:spacing w:after="0" w:line="280"/>
+              <w:jc w:val="left"/>
+            </w:pPr>
+            <w:r>
+              <w:rPr>
+                <w:rFonts w:ascii="Calibri" w:eastAsia="SimSun"/>
+                <w:b w:val="false"/>
+                <w:bCs w:val="false"/>
+                <w:color w:val="000000"/>
+                <w:sz w:val="20"/>
+                <w:szCs w:val="20"/>
+              </w:rPr>
+              <w:t xml:space="preserve">—</w:t>
+            </w:r>
+          </w:p>
+        </w:tc>
+      </w:tr>
+      <w:tr>
+        <w:trPr>
+          <w:cantSplit/>
+        </w:trPr>
+        <w:tc>
+          <w:tcPr>
+            <w:tcW w:type="pct" w:w="22%"/>
+            <w:shd w:fill="EDF3F5" w:val="clear"/>
+            <w:tcMar>
+              <w:top w:type="dxa" w:w="100"/>
+              <w:left w:type="dxa" w:w="120"/>
+              <w:bottom w:type="dxa" w:w="100"/>
+              <w:right w:type="dxa" w:w="120"/>
+            </w:tcMar>
+          </w:tcPr>
+          <w:p>
+            <w:pPr>
+              <w:spacing w:after="0" w:line="280"/>
+              <w:jc w:val="left"/>
+            </w:pPr>
+            <w:r>
+              <w:rPr>
+                <w:rFonts w:ascii="Calibri" w:eastAsia="SimSun"/>
+                <w:b w:val="false"/>
+                <w:bCs w:val="false"/>
+                <w:color w:val="000000"/>
+                <w:sz w:val="20"/>
+                <w:szCs w:val="20"/>
+              </w:rPr>
+              <w:t xml:space="preserve">created_at</w:t>
+            </w:r>
+          </w:p>
+        </w:tc>
+        <w:tc>
+          <w:tcPr>
+            <w:tcW w:type="pct" w:w="16%"/>
+            <w:shd w:fill="EDF3F5" w:val="clear"/>
+            <w:tcMar>
+              <w:top w:type="dxa" w:w="100"/>
+              <w:left w:type="dxa" w:w="120"/>
+              <w:bottom w:type="dxa" w:w="100"/>
+              <w:right w:type="dxa" w:w="120"/>
+            </w:tcMar>
+          </w:tcPr>
+          <w:p>
+            <w:pPr>
+              <w:spacing w:after="0" w:line="280"/>
+              <w:jc w:val="left"/>
+            </w:pPr>
+            <w:r>
+              <w:rPr>
+                <w:rFonts w:ascii="Calibri" w:eastAsia="SimSun"/>
+                <w:b w:val="false"/>
+                <w:bCs w:val="false"/>
+                <w:color w:val="000000"/>
+                <w:sz w:val="20"/>
+                <w:szCs w:val="20"/>
+              </w:rPr>
+              <w:t xml:space="preserve">DateTime</w:t>
+            </w:r>
+          </w:p>
+        </w:tc>
+        <w:tc>
+          <w:tcPr>
+            <w:tcW w:type="pct" w:w="50%"/>
+            <w:shd w:fill="EDF3F5" w:val="clear"/>
+            <w:tcMar>
+              <w:top w:type="dxa" w:w="100"/>
+              <w:left w:type="dxa" w:w="120"/>
+              <w:bottom w:type="dxa" w:w="100"/>
+              <w:right w:type="dxa" w:w="120"/>
+            </w:tcMar>
+          </w:tcPr>
+          <w:p>
+            <w:pPr>
+              <w:spacing w:after="0" w:line="280"/>
+              <w:jc w:val="left"/>
+            </w:pPr>
+            <w:r>
+              <w:rPr>
+                <w:rFonts w:ascii="Calibri" w:eastAsia="SimSun"/>
+                <w:b w:val="false"/>
+                <w:bCs w:val="false"/>
+                <w:color w:val="000000"/>
+                <w:sz w:val="20"/>
+                <w:szCs w:val="20"/>
+              </w:rPr>
+              <w:t xml:space="preserve">创建时间</w:t>
+            </w:r>
+          </w:p>
+        </w:tc>
+        <w:tc>
+          <w:tcPr>
+            <w:tcW w:type="pct" w:w="12%"/>
+            <w:shd w:fill="EDF3F5" w:val="clear"/>
+            <w:tcMar>
+              <w:top w:type="dxa" w:w="100"/>
+              <w:left w:type="dxa" w:w="120"/>
+              <w:bottom w:type="dxa" w:w="100"/>
+              <w:right w:type="dxa" w:w="120"/>
+            </w:tcMar>
+          </w:tcPr>
+          <w:p>
+            <w:pPr>
+              <w:spacing w:after="0" w:line="280"/>
+              <w:jc w:val="left"/>
+            </w:pPr>
+            <w:r>
+              <w:rPr>
+                <w:rFonts w:ascii="Calibri" w:eastAsia="SimSun"/>
+                <w:b w:val="false"/>
+                <w:bCs w:val="false"/>
+                <w:color w:val="000000"/>
+                <w:sz w:val="20"/>
+                <w:szCs w:val="20"/>
+              </w:rPr>
+              <w:t xml:space="preserve">—</w:t>
+            </w:r>
+          </w:p>
+        </w:tc>
+      </w:tr>
+      <w:tr>
+        <w:trPr>
+          <w:cantSplit/>
+        </w:trPr>
+        <w:tc>
+          <w:tcPr>
+            <w:tcW w:type="pct" w:w="22%"/>
+            <w:shd w:fill="FFFFFF" w:val="clear"/>
+            <w:tcMar>
+              <w:top w:type="dxa" w:w="100"/>
+              <w:left w:type="dxa" w:w="120"/>
+              <w:bottom w:type="dxa" w:w="100"/>
+              <w:right w:type="dxa" w:w="120"/>
+            </w:tcMar>
+          </w:tcPr>
+          <w:p>
+            <w:pPr>
+              <w:spacing w:after="0" w:line="280"/>
+              <w:jc w:val="left"/>
+            </w:pPr>
+            <w:r>
+              <w:rPr>
+                <w:rFonts w:ascii="Calibri" w:eastAsia="SimSun"/>
+                <w:b w:val="false"/>
+                <w:bCs w:val="false"/>
+                <w:color w:val="000000"/>
+                <w:sz w:val="20"/>
+                <w:szCs w:val="20"/>
+              </w:rPr>
               <w:t xml:space="preserve">updated_at</w:t>
             </w:r>
           </w:p>
@@ -9897,6 +10269,22 @@
         </w:tc>
       </w:tr>
     </w:tbl>
+    <w:p>
+      <w:pPr>
+        <w:spacing w:after="120" w:line="312"/>
+        <w:ind w:firstLine="480"/>
+        <w:jc w:val="both"/>
+      </w:pPr>
+      <w:r>
+        <w:rPr>
+          <w:rFonts w:ascii="Times New Roman" w:eastAsia="SimSun"/>
+          <w:color w:val="000000"/>
+          <w:sz w:val="22"/>
+          <w:szCs w:val="22"/>
+        </w:rPr>
+        <w:t xml:space="preserve">同名异方的处理策略分两种情况。其一，常见方剂（如「四逆汤」「理中汤」「桂枝汤」）若不同出处组成相同，合并为一条，source 字段填最早出处，alias 字段记录其他出处名；若不同出处组成不同，作为独立条目存储，display 时加出处后缀以示区分（如「四逆汤（《伤寒论》）」与「四逆汤（《局方》）」）。其二，用户搜索时若输入「四逆汤」，系统返回所有同名方剂列表供用户选择，避免歧义。这一设计确保方剂数据的学术严谨性，也符合考研方剂学的教学惯例。</w:t>
+      </w:r>
+    </w:p>
     <w:p>
       <w:pPr>
         <w:pStyle w:val="Heading3"/>
@@ -19812,7 +20200,7 @@
                 <w:sz w:val="20"/>
                 <w:szCs w:val="20"/>
               </w:rPr>
-              <w:t xml:space="preserve">/api/ai/explain</w:t>
+              <w:t xml:space="preserve">/api/ai/asr-check</w:t>
             </w:r>
           </w:p>
         </w:tc>
@@ -19841,7 +20229,7 @@
                 <w:sz w:val="20"/>
                 <w:szCs w:val="20"/>
               </w:rPr>
-              <w:t xml:space="preserve">AI 讲解助手（流式）</w:t>
+              <w:t xml:space="preserve">ASR 背诵评分</w:t>
             </w:r>
           </w:p>
         </w:tc>
@@ -19870,7 +20258,7 @@
                 <w:sz w:val="20"/>
                 <w:szCs w:val="20"/>
               </w:rPr>
-              <w:t xml:space="preserve">{formula_id, question, conversation_id}</w:t>
+              <w:t xml:space="preserve">{formula_id, transcript}</w:t>
             </w:r>
           </w:p>
         </w:tc>
@@ -19899,7 +20287,7 @@
                 <w:sz w:val="20"/>
                 <w:szCs w:val="20"/>
               </w:rPr>
-              <w:t xml:space="preserve">SSE 流式文本</w:t>
+              <w:t xml:space="preserve">评分 JSON</w:t>
             </w:r>
           </w:p>
         </w:tc>
@@ -19962,7 +20350,7 @@
                 <w:sz w:val="20"/>
                 <w:szCs w:val="20"/>
               </w:rPr>
-              <w:t xml:space="preserve">/api/ai/contrast</w:t>
+              <w:t xml:space="preserve">/api/ai/daily-recommend</w:t>
             </w:r>
           </w:p>
         </w:tc>
@@ -19991,7 +20379,7 @@
                 <w:sz w:val="20"/>
                 <w:szCs w:val="20"/>
               </w:rPr>
-              <w:t xml:space="preserve">AI 易混对比</w:t>
+              <w:t xml:space="preserve">生成每日推荐（内部）</w:t>
             </w:r>
           </w:p>
         </w:tc>
@@ -20020,7 +20408,7 @@
                 <w:sz w:val="20"/>
                 <w:szCs w:val="20"/>
               </w:rPr>
-              <w:t xml:space="preserve">{formula_a, formula_b}</w:t>
+              <w:t xml:space="preserve">{user_id}</w:t>
             </w:r>
           </w:p>
         </w:tc>
@@ -20049,312 +20437,28 @@
                 <w:sz w:val="20"/>
                 <w:szCs w:val="20"/>
               </w:rPr>
-              <w:t xml:space="preserve">对比 JSON</w:t>
-            </w:r>
-          </w:p>
-        </w:tc>
-      </w:tr>
-      <w:tr>
-        <w:trPr>
-          <w:cantSplit/>
-        </w:trPr>
-        <w:tc>
-          <w:tcPr>
-            <w:tcW w:type="pct" w:w="10%"/>
-            <w:shd w:fill="FFFFFF" w:val="clear"/>
-            <w:tcMar>
-              <w:top w:type="dxa" w:w="100"/>
-              <w:left w:type="dxa" w:w="120"/>
-              <w:bottom w:type="dxa" w:w="100"/>
-              <w:right w:type="dxa" w:w="120"/>
-            </w:tcMar>
-          </w:tcPr>
-          <w:p>
-            <w:pPr>
-              <w:spacing w:after="0" w:line="280"/>
-              <w:jc w:val="left"/>
-            </w:pPr>
-            <w:r>
-              <w:rPr>
-                <w:rFonts w:ascii="Calibri" w:eastAsia="SimSun"/>
-                <w:b w:val="false"/>
-                <w:bCs w:val="false"/>
-                <w:color w:val="000000"/>
-                <w:sz w:val="20"/>
-                <w:szCs w:val="20"/>
-              </w:rPr>
-              <w:t xml:space="preserve">POST</w:t>
-            </w:r>
-          </w:p>
-        </w:tc>
-        <w:tc>
-          <w:tcPr>
-            <w:tcW w:type="pct" w:w="28%"/>
-            <w:shd w:fill="FFFFFF" w:val="clear"/>
-            <w:tcMar>
-              <w:top w:type="dxa" w:w="100"/>
-              <w:left w:type="dxa" w:w="120"/>
-              <w:bottom w:type="dxa" w:w="100"/>
-              <w:right w:type="dxa" w:w="120"/>
-            </w:tcMar>
-          </w:tcPr>
-          <w:p>
-            <w:pPr>
-              <w:spacing w:after="0" w:line="280"/>
-              <w:jc w:val="left"/>
-            </w:pPr>
-            <w:r>
-              <w:rPr>
-                <w:rFonts w:ascii="Calibri" w:eastAsia="SimSun"/>
-                <w:b w:val="false"/>
-                <w:bCs w:val="false"/>
-                <w:color w:val="000000"/>
-                <w:sz w:val="20"/>
-                <w:szCs w:val="20"/>
-              </w:rPr>
-              <w:t xml:space="preserve">/api/ai/asr-check</w:t>
-            </w:r>
-          </w:p>
-        </w:tc>
-        <w:tc>
-          <w:tcPr>
-            <w:tcW w:type="pct" w:w="22%"/>
-            <w:shd w:fill="FFFFFF" w:val="clear"/>
-            <w:tcMar>
-              <w:top w:type="dxa" w:w="100"/>
-              <w:left w:type="dxa" w:w="120"/>
-              <w:bottom w:type="dxa" w:w="100"/>
-              <w:right w:type="dxa" w:w="120"/>
-            </w:tcMar>
-          </w:tcPr>
-          <w:p>
-            <w:pPr>
-              <w:spacing w:after="0" w:line="280"/>
-              <w:jc w:val="left"/>
-            </w:pPr>
-            <w:r>
-              <w:rPr>
-                <w:rFonts w:ascii="Calibri" w:eastAsia="SimSun"/>
-                <w:b w:val="false"/>
-                <w:bCs w:val="false"/>
-                <w:color w:val="000000"/>
-                <w:sz w:val="20"/>
-                <w:szCs w:val="20"/>
-              </w:rPr>
-              <w:t xml:space="preserve">ASR 背诵评分</w:t>
-            </w:r>
-          </w:p>
-        </w:tc>
-        <w:tc>
-          <w:tcPr>
-            <w:tcW w:type="pct" w:w="22%"/>
-            <w:shd w:fill="FFFFFF" w:val="clear"/>
-            <w:tcMar>
-              <w:top w:type="dxa" w:w="100"/>
-              <w:left w:type="dxa" w:w="120"/>
-              <w:bottom w:type="dxa" w:w="100"/>
-              <w:right w:type="dxa" w:w="120"/>
-            </w:tcMar>
-          </w:tcPr>
-          <w:p>
-            <w:pPr>
-              <w:spacing w:after="0" w:line="280"/>
-              <w:jc w:val="left"/>
-            </w:pPr>
-            <w:r>
-              <w:rPr>
-                <w:rFonts w:ascii="Calibri" w:eastAsia="SimSun"/>
-                <w:b w:val="false"/>
-                <w:bCs w:val="false"/>
-                <w:color w:val="000000"/>
-                <w:sz w:val="20"/>
-                <w:szCs w:val="20"/>
-              </w:rPr>
-              <w:t xml:space="preserve">{formula_id, transcript}</w:t>
-            </w:r>
-          </w:p>
-        </w:tc>
-        <w:tc>
-          <w:tcPr>
-            <w:tcW w:type="pct" w:w="18%"/>
-            <w:shd w:fill="FFFFFF" w:val="clear"/>
-            <w:tcMar>
-              <w:top w:type="dxa" w:w="100"/>
-              <w:left w:type="dxa" w:w="120"/>
-              <w:bottom w:type="dxa" w:w="100"/>
-              <w:right w:type="dxa" w:w="120"/>
-            </w:tcMar>
-          </w:tcPr>
-          <w:p>
-            <w:pPr>
-              <w:spacing w:after="0" w:line="280"/>
-              <w:jc w:val="left"/>
-            </w:pPr>
-            <w:r>
-              <w:rPr>
-                <w:rFonts w:ascii="Calibri" w:eastAsia="SimSun"/>
-                <w:b w:val="false"/>
-                <w:bCs w:val="false"/>
-                <w:color w:val="000000"/>
-                <w:sz w:val="20"/>
-                <w:szCs w:val="20"/>
-              </w:rPr>
-              <w:t xml:space="preserve">评分 JSON</w:t>
-            </w:r>
-          </w:p>
-        </w:tc>
-      </w:tr>
-      <w:tr>
-        <w:trPr>
-          <w:cantSplit/>
-        </w:trPr>
-        <w:tc>
-          <w:tcPr>
-            <w:tcW w:type="pct" w:w="10%"/>
-            <w:shd w:fill="EDF3F5" w:val="clear"/>
-            <w:tcMar>
-              <w:top w:type="dxa" w:w="100"/>
-              <w:left w:type="dxa" w:w="120"/>
-              <w:bottom w:type="dxa" w:w="100"/>
-              <w:right w:type="dxa" w:w="120"/>
-            </w:tcMar>
-          </w:tcPr>
-          <w:p>
-            <w:pPr>
-              <w:spacing w:after="0" w:line="280"/>
-              <w:jc w:val="left"/>
-            </w:pPr>
-            <w:r>
-              <w:rPr>
-                <w:rFonts w:ascii="Calibri" w:eastAsia="SimSun"/>
-                <w:b w:val="false"/>
-                <w:bCs w:val="false"/>
-                <w:color w:val="000000"/>
-                <w:sz w:val="20"/>
-                <w:szCs w:val="20"/>
-              </w:rPr>
-              <w:t xml:space="preserve">POST</w:t>
-            </w:r>
-          </w:p>
-        </w:tc>
-        <w:tc>
-          <w:tcPr>
-            <w:tcW w:type="pct" w:w="28%"/>
-            <w:shd w:fill="EDF3F5" w:val="clear"/>
-            <w:tcMar>
-              <w:top w:type="dxa" w:w="100"/>
-              <w:left w:type="dxa" w:w="120"/>
-              <w:bottom w:type="dxa" w:w="100"/>
-              <w:right w:type="dxa" w:w="120"/>
-            </w:tcMar>
-          </w:tcPr>
-          <w:p>
-            <w:pPr>
-              <w:spacing w:after="0" w:line="280"/>
-              <w:jc w:val="left"/>
-            </w:pPr>
-            <w:r>
-              <w:rPr>
-                <w:rFonts w:ascii="Calibri" w:eastAsia="SimSun"/>
-                <w:b w:val="false"/>
-                <w:bCs w:val="false"/>
-                <w:color w:val="000000"/>
-                <w:sz w:val="20"/>
-                <w:szCs w:val="20"/>
-              </w:rPr>
-              <w:t xml:space="preserve">/api/ai/daily-recommend</w:t>
-            </w:r>
-          </w:p>
-        </w:tc>
-        <w:tc>
-          <w:tcPr>
-            <w:tcW w:type="pct" w:w="22%"/>
-            <w:shd w:fill="EDF3F5" w:val="clear"/>
-            <w:tcMar>
-              <w:top w:type="dxa" w:w="100"/>
-              <w:left w:type="dxa" w:w="120"/>
-              <w:bottom w:type="dxa" w:w="100"/>
-              <w:right w:type="dxa" w:w="120"/>
-            </w:tcMar>
-          </w:tcPr>
-          <w:p>
-            <w:pPr>
-              <w:spacing w:after="0" w:line="280"/>
-              <w:jc w:val="left"/>
-            </w:pPr>
-            <w:r>
-              <w:rPr>
-                <w:rFonts w:ascii="Calibri" w:eastAsia="SimSun"/>
-                <w:b w:val="false"/>
-                <w:bCs w:val="false"/>
-                <w:color w:val="000000"/>
-                <w:sz w:val="20"/>
-                <w:szCs w:val="20"/>
-              </w:rPr>
-              <w:t xml:space="preserve">生成每日推荐（内部）</w:t>
-            </w:r>
-          </w:p>
-        </w:tc>
-        <w:tc>
-          <w:tcPr>
-            <w:tcW w:type="pct" w:w="22%"/>
-            <w:shd w:fill="EDF3F5" w:val="clear"/>
-            <w:tcMar>
-              <w:top w:type="dxa" w:w="100"/>
-              <w:left w:type="dxa" w:w="120"/>
-              <w:bottom w:type="dxa" w:w="100"/>
-              <w:right w:type="dxa" w:w="120"/>
-            </w:tcMar>
-          </w:tcPr>
-          <w:p>
-            <w:pPr>
-              <w:spacing w:after="0" w:line="280"/>
-              <w:jc w:val="left"/>
-            </w:pPr>
-            <w:r>
-              <w:rPr>
-                <w:rFonts w:ascii="Calibri" w:eastAsia="SimSun"/>
-                <w:b w:val="false"/>
-                <w:bCs w:val="false"/>
-                <w:color w:val="000000"/>
-                <w:sz w:val="20"/>
-                <w:szCs w:val="20"/>
-              </w:rPr>
-              <w:t xml:space="preserve">{user_id}</w:t>
-            </w:r>
-          </w:p>
-        </w:tc>
-        <w:tc>
-          <w:tcPr>
-            <w:tcW w:type="pct" w:w="18%"/>
-            <w:shd w:fill="EDF3F5" w:val="clear"/>
-            <w:tcMar>
-              <w:top w:type="dxa" w:w="100"/>
-              <w:left w:type="dxa" w:w="120"/>
-              <w:bottom w:type="dxa" w:w="100"/>
-              <w:right w:type="dxa" w:w="120"/>
-            </w:tcMar>
-          </w:tcPr>
-          <w:p>
-            <w:pPr>
-              <w:spacing w:after="0" w:line="280"/>
-              <w:jc w:val="left"/>
-            </w:pPr>
-            <w:r>
-              <w:rPr>
-                <w:rFonts w:ascii="Calibri" w:eastAsia="SimSun"/>
-                <w:b w:val="false"/>
-                <w:bCs w:val="false"/>
-                <w:color w:val="000000"/>
-                <w:sz w:val="20"/>
-                <w:szCs w:val="20"/>
-              </w:rPr>
               <w:t xml:space="preserve">推荐方剂 + 理由</w:t>
             </w:r>
           </w:p>
         </w:tc>
       </w:tr>
     </w:tbl>
+    <w:p>
+      <w:pPr>
+        <w:spacing w:after="120" w:line="312"/>
+        <w:ind w:firstLine="480"/>
+        <w:jc w:val="both"/>
+      </w:pPr>
+      <w:r>
+        <w:rPr>
+          <w:rFonts w:ascii="Times New Roman" w:eastAsia="SimSun"/>
+          <w:color w:val="000000"/>
+          <w:sz w:val="22"/>
+          <w:szCs w:val="22"/>
+        </w:rPr>
+        <w:t xml:space="preserve">AI 讲解助手、错题复盘、易混对比三项 AI 能力已从 MVP 范围移至 V2 阶段（详见第 9 章 9.1 节），对应的 API 端点（/api/ai/explain、/api/ai/contrast）暂不在 MVP 实现。V2 阶段补回时，讲解助手将采用 SSE 流式响应，错题复盘与易混对比采用 JSON 一次性返回。</w:t>
+      </w:r>
+    </w:p>
     <w:p>
       <w:pPr>
         <w:pStyle w:val="Heading3"/>
@@ -20438,15 +20542,34 @@
           <w:sz w:val="22"/>
           <w:szCs w:val="22"/>
         </w:rPr>
-        <w:t xml:space="preserve">AI API 的超时设置为 30 秒（DeepSeek V4 通常 3 至 8 秒返回，留足余量），超时后返回 504 并提示用户重试。流式响应（SSE）的讲解助手超时单独设置为 60 秒，避免长回答被截断。所有 AI 调用失败都有降级策略：讲解助手失败显示「AI 暂不可用，请稍后重试」；错题复盘失败显示静态的「正确答案 + 简单提示」；每日推荐失败回退到纯 FSRS 推荐（不加 AI 个性化）。</w:t>
-      </w:r>
+        <w:t xml:space="preserve">AI API 的超时设置为 30 秒（DeepSeek V4 通常 3 至 8 秒返回，留足余量），超时后返回 504 并提示用户重试。所有 AI 调用失败都有降级策略：ASR 评分失败回退到「请重试或改用文本输入」提示；每日推荐失败回退到纯 FSRS 推荐（不加 AI 个性化）。V2 阶段补回讲解助手后，将单独实现 SSE 流式响应与 60 秒超时配置。</w:t>
+      </w:r>
+    </w:p>
+    <w:p>
+      <w:pPr>
+        <w:pStyle w:val="Heading1"/>
+        <w:spacing w:after="200" w:before="480" w:line="360"/>
+      </w:pPr>
+      <w:bookmarkStart w:id="100063" w:name="_Toc100063"/>
+      <w:r>
+        <w:rPr>
+          <w:rFonts w:ascii="Calibri" w:eastAsia="SimHei"/>
+          <w:b/>
+          <w:bCs/>
+          <w:color w:val="0B1C2C"/>
+          <w:sz w:val="36"/>
+          <w:szCs w:val="36"/>
+        </w:rPr>
+        <w:t xml:space="preserve">第九章 MVP 任务拆分与工时估算</w:t>
+      </w:r>
+      <w:bookmarkEnd w:id="100063"/>
     </w:p>
     <w:p>
       <w:pPr>
         <w:pStyle w:val="Heading2"/>
         <w:spacing w:after="160" w:before="320" w:line="340"/>
       </w:pPr>
-      <w:bookmarkStart w:id="100063" w:name="_Toc100063"/>
+      <w:bookmarkStart w:id="100064" w:name="_Toc100064"/>
       <w:r>
         <w:rPr>
           <w:rFonts w:ascii="Calibri" w:eastAsia="SimHei"/>
@@ -20456,9 +20579,9 @@
           <w:sz w:val="28"/>
           <w:szCs w:val="28"/>
         </w:rPr>
-        <w:t xml:space="preserve">8.4 AI 端点的流式响应</w:t>
-      </w:r>
-      <w:bookmarkEnd w:id="100063"/>
+        <w:t xml:space="preserve">9.1 MVP 范围确认</w:t>
+      </w:r>
+      <w:bookmarkEnd w:id="100064"/>
     </w:p>
     <w:p>
       <w:pPr>
@@ -20473,27 +20596,24 @@
           <w:sz w:val="22"/>
           <w:szCs w:val="22"/>
         </w:rPr>
-        <w:t xml:space="preserve">AI 讲解助手必须实现流式响应（SSE），否则用户等待感过强。实现方式是 Route Handler 返回一个 ReadableStream，逐 chunk 推送 DeepSeek 的流式响应给前端。前端使用 EventSource 或 fetch + ReadableStream 接收，逐字渲染。其他 AI 端点（错题复盘、易混对比、ASR 评分）响应较快（3 秒内），不需要流式，直接 JSON 返回即可。</w:t>
-      </w:r>
-    </w:p>
-    <w:p>
-      <w:pPr>
-        <w:pStyle w:val="Heading1"/>
-        <w:spacing w:after="200" w:before="480" w:line="360"/>
-      </w:pPr>
-      <w:bookmarkStart w:id="100064" w:name="_Toc100064"/>
-      <w:r>
-        <w:rPr>
-          <w:rFonts w:ascii="Calibri" w:eastAsia="SimHei"/>
-          <w:b/>
-          <w:bCs/>
-          <w:color w:val="0B1C2C"/>
-          <w:sz w:val="36"/>
-          <w:szCs w:val="36"/>
-        </w:rPr>
-        <w:t xml:space="preserve">第九章 MVP 任务拆分与工时估算</w:t>
-      </w:r>
-      <w:bookmarkEnd w:id="100064"/>
+        <w:t xml:space="preserve">MVP 的目标是「破烂但完整」——能在两周内完成并上线，让现有 5 至 9 名用户开始使用，收集真实反馈驱动后续迭代。MVP 范围聚焦四层共 13 项交付物：数据层（方剂库 + 用户行为日志 + FSRS 集成）、功能层（今日学习主页 + 学习模式 + 闯关模式 + 背诵检测 + 邮箱登录）、AI 层（每日推荐 + ASR 评分）、部署层（Vercel 一键部署 + Neon 数据库）。</w:t>
+      </w:r>
+    </w:p>
+    <w:p>
+      <w:pPr>
+        <w:spacing w:after="120" w:line="312"/>
+        <w:ind w:firstLine="480"/>
+        <w:jc w:val="both"/>
+      </w:pPr>
+      <w:r>
+        <w:rPr>
+          <w:rFonts w:ascii="Times New Roman" w:eastAsia="SimSun"/>
+          <w:color w:val="000000"/>
+          <w:sz w:val="22"/>
+          <w:szCs w:val="22"/>
+        </w:rPr>
+        <w:t xml:space="preserve">明确砍掉或推迟的范围包括：AI 讲解助手、错题复盘、易混对比三项移至 V2（开放式生成任务需提示词反复打磨）；原站的成就系统暂缓（重新评估价值后再决定是否做）；原站的全局搜索简化为仅搜方剂名（V2 再做全文搜索）；AI 病案出题完全砍掉（质量难控）；AI 二创口诀放至 V2（锦上添花）；支付能力放至 V3（用户量未到临界点）；手机号登录不接（合规与成本考量）。这些砍掉的范围不是不做，而是不在 MVP 阶段做，避免分散精力。</w:t>
+      </w:r>
     </w:p>
     <w:p>
       <w:pPr>
@@ -20510,60 +20630,9 @@
           <w:sz w:val="28"/>
           <w:szCs w:val="28"/>
         </w:rPr>
-        <w:t xml:space="preserve">9.1 MVP 范围确认</w:t>
+        <w:t xml:space="preserve">9.2 任务拆分表</w:t>
       </w:r>
       <w:bookmarkEnd w:id="100065"/>
-    </w:p>
-    <w:p>
-      <w:pPr>
-        <w:spacing w:after="120" w:line="312"/>
-        <w:ind w:firstLine="480"/>
-        <w:jc w:val="both"/>
-      </w:pPr>
-      <w:r>
-        <w:rPr>
-          <w:rFonts w:ascii="Times New Roman" w:eastAsia="SimSun"/>
-          <w:color w:val="000000"/>
-          <w:sz w:val="22"/>
-          <w:szCs w:val="22"/>
-        </w:rPr>
-        <w:t xml:space="preserve">MVP 的目标是「破烂但完整」——能在两周内完成并上线，让现有 5 至 9 名用户开始使用，收集真实反馈驱动后续迭代。MVP 范围聚焦四层共 13 项交付物：数据层（方剂库 + 用户行为日志 + FSRS 集成）、功能层（今日学习主页 + 学习模式 + 闯关模式 + 背诵检测 + 邮箱登录）、AI 层（讲解助手 + 错题复盘 + 易混对比 + ASR 评分 + 每日推荐）、部署层（Vercel 一键部署 + Neon 数据库）。</w:t>
-      </w:r>
-    </w:p>
-    <w:p>
-      <w:pPr>
-        <w:spacing w:after="120" w:line="312"/>
-        <w:ind w:firstLine="480"/>
-        <w:jc w:val="both"/>
-      </w:pPr>
-      <w:r>
-        <w:rPr>
-          <w:rFonts w:ascii="Times New Roman" w:eastAsia="SimSun"/>
-          <w:color w:val="000000"/>
-          <w:sz w:val="22"/>
-          <w:szCs w:val="22"/>
-        </w:rPr>
-        <w:t xml:space="preserve">明确砍掉的范围包括：原站的成就系统暂缓（重新评估价值后再决定是否做）、原站的全局搜索简化为仅搜方剂名（V2 再做全文搜索）、AI 病案出题完全砍掉（质量难控）、AI 二创口诀放至 V2（锦上添花）、支付能力放至 V3（用户量未到临界点）、手机号登录不接（合规与成本考量）。这些砍掉的范围不是不做，而是不在 MVP 阶段做，避免分散精力。</w:t>
-      </w:r>
-    </w:p>
-    <w:p>
-      <w:pPr>
-        <w:pStyle w:val="Heading2"/>
-        <w:spacing w:after="160" w:before="320" w:line="340"/>
-      </w:pPr>
-      <w:bookmarkStart w:id="100066" w:name="_Toc100066"/>
-      <w:r>
-        <w:rPr>
-          <w:rFonts w:ascii="Calibri" w:eastAsia="SimHei"/>
-          <w:b/>
-          <w:bCs/>
-          <w:color w:val="0B1C2C"/>
-          <w:sz w:val="28"/>
-          <w:szCs w:val="28"/>
-        </w:rPr>
-        <w:t xml:space="preserve">9.2 任务拆分表</w:t>
-      </w:r>
-      <w:bookmarkEnd w:id="100066"/>
     </w:p>
     <w:p>
       <w:pPr>
@@ -21066,7 +21135,7 @@
                 <w:sz w:val="20"/>
                 <w:szCs w:val="20"/>
               </w:rPr>
-              <w:t xml:space="preserve">Prisma schema 编写 + 首次迁移 + 9 张表创建</w:t>
+              <w:t xml:space="preserve">Prisma schema 编写 + 首次迁移 + 9 张表创建（含 source/alias 字段）</w:t>
             </w:r>
           </w:p>
         </w:tc>
@@ -21424,7 +21493,7 @@
                 <w:sz w:val="20"/>
                 <w:szCs w:val="20"/>
               </w:rPr>
-              <w:t xml:space="preserve">190 首方剂结构化数据导入 + 字段校验</w:t>
+              <w:t xml:space="preserve">190 首方剂结构化数据导入 + 同名异方识别 + 字段校验</w:t>
             </w:r>
           </w:p>
         </w:tc>
@@ -22140,7 +22209,7 @@
                 <w:sz w:val="20"/>
                 <w:szCs w:val="20"/>
               </w:rPr>
-              <w:t xml:space="preserve">答题界面 + 答案验证 + 结果反馈</w:t>
+              <w:t xml:space="preserve">答题界面 + 答案验证 + 结果反馈（静态，无 AI 复盘）</w:t>
             </w:r>
           </w:p>
         </w:tc>
@@ -22827,7 +22896,7 @@
                 <w:sz w:val="20"/>
                 <w:szCs w:val="20"/>
               </w:rPr>
-              <w:t xml:space="preserve">AI 讲解助手</w:t>
+              <w:t xml:space="preserve">ASR 背诵检测</w:t>
             </w:r>
           </w:p>
         </w:tc>
@@ -22856,7 +22925,7 @@
                 <w:sz w:val="20"/>
                 <w:szCs w:val="20"/>
               </w:rPr>
-              <w:t xml:space="preserve">Route Handler + SSE 流式 + 对话历史</w:t>
+              <w:t xml:space="preserve">Web Speech API + 术语词典 + 评分</w:t>
             </w:r>
           </w:p>
         </w:tc>
@@ -22885,7 +22954,7 @@
                 <w:sz w:val="20"/>
                 <w:szCs w:val="20"/>
               </w:rPr>
-              <w:t xml:space="preserve">1.5</w:t>
+              <w:t xml:space="preserve">1</w:t>
             </w:r>
           </w:p>
         </w:tc>
@@ -22914,7 +22983,7 @@
                 <w:sz w:val="20"/>
                 <w:szCs w:val="20"/>
               </w:rPr>
-              <w:t xml:space="preserve">4</w:t>
+              <w:t xml:space="preserve">9</w:t>
             </w:r>
           </w:p>
         </w:tc>
@@ -22943,7 +23012,7 @@
                 <w:sz w:val="20"/>
                 <w:szCs w:val="20"/>
               </w:rPr>
-              <w:t xml:space="preserve">P0</w:t>
+              <w:t xml:space="preserve">P1</w:t>
             </w:r>
           </w:p>
         </w:tc>
@@ -23006,7 +23075,7 @@
                 <w:sz w:val="20"/>
                 <w:szCs w:val="20"/>
               </w:rPr>
-              <w:t xml:space="preserve">AI 错题复盘</w:t>
+              <w:t xml:space="preserve">部署上线</w:t>
             </w:r>
           </w:p>
         </w:tc>
@@ -23035,7 +23104,7 @@
                 <w:sz w:val="20"/>
                 <w:szCs w:val="20"/>
               </w:rPr>
-              <w:t xml:space="preserve">错题页右侧栏 + JSON 输出 + 快照缓存</w:t>
+              <w:t xml:space="preserve">Vercel 部署 + Neon 配置 + 域名 + 监控</w:t>
             </w:r>
           </w:p>
         </w:tc>
@@ -23064,7 +23133,7 @@
                 <w:sz w:val="20"/>
                 <w:szCs w:val="20"/>
               </w:rPr>
-              <w:t xml:space="preserve">1</w:t>
+              <w:t xml:space="preserve">0.5</w:t>
             </w:r>
           </w:p>
         </w:tc>
@@ -23093,7 +23162,7 @@
                 <w:sz w:val="20"/>
                 <w:szCs w:val="20"/>
               </w:rPr>
-              <w:t xml:space="preserve">12</w:t>
+              <w:t xml:space="preserve">全部</w:t>
             </w:r>
           </w:p>
         </w:tc>
@@ -23101,543 +23170,6 @@
           <w:tcPr>
             <w:tcW w:type="pct" w:w="10%"/>
             <w:shd w:fill="FFFFFF" w:val="clear"/>
-            <w:tcMar>
-              <w:top w:type="dxa" w:w="100"/>
-              <w:left w:type="dxa" w:w="120"/>
-              <w:bottom w:type="dxa" w:w="100"/>
-              <w:right w:type="dxa" w:w="120"/>
-            </w:tcMar>
-          </w:tcPr>
-          <w:p>
-            <w:pPr>
-              <w:spacing w:after="0" w:line="280"/>
-              <w:jc w:val="left"/>
-            </w:pPr>
-            <w:r>
-              <w:rPr>
-                <w:rFonts w:ascii="Calibri" w:eastAsia="SimSun"/>
-                <w:b w:val="false"/>
-                <w:bCs w:val="false"/>
-                <w:color w:val="000000"/>
-                <w:sz w:val="20"/>
-                <w:szCs w:val="20"/>
-              </w:rPr>
-              <w:t xml:space="preserve">P0</w:t>
-            </w:r>
-          </w:p>
-        </w:tc>
-      </w:tr>
-      <w:tr>
-        <w:trPr>
-          <w:cantSplit/>
-        </w:trPr>
-        <w:tc>
-          <w:tcPr>
-            <w:tcW w:type="pct" w:w="4%"/>
-            <w:shd w:fill="EDF3F5" w:val="clear"/>
-            <w:tcMar>
-              <w:top w:type="dxa" w:w="100"/>
-              <w:left w:type="dxa" w:w="120"/>
-              <w:bottom w:type="dxa" w:w="100"/>
-              <w:right w:type="dxa" w:w="120"/>
-            </w:tcMar>
-          </w:tcPr>
-          <w:p>
-            <w:pPr>
-              <w:spacing w:after="0" w:line="280"/>
-              <w:jc w:val="left"/>
-            </w:pPr>
-            <w:r>
-              <w:rPr>
-                <w:rFonts w:ascii="Calibri" w:eastAsia="SimSun"/>
-                <w:b w:val="false"/>
-                <w:bCs w:val="false"/>
-                <w:color w:val="000000"/>
-                <w:sz w:val="20"/>
-                <w:szCs w:val="20"/>
-              </w:rPr>
-              <w:t xml:space="preserve">14</w:t>
-            </w:r>
-          </w:p>
-        </w:tc>
-        <w:tc>
-          <w:tcPr>
-            <w:tcW w:type="pct" w:w="18%"/>
-            <w:shd w:fill="EDF3F5" w:val="clear"/>
-            <w:tcMar>
-              <w:top w:type="dxa" w:w="100"/>
-              <w:left w:type="dxa" w:w="120"/>
-              <w:bottom w:type="dxa" w:w="100"/>
-              <w:right w:type="dxa" w:w="120"/>
-            </w:tcMar>
-          </w:tcPr>
-          <w:p>
-            <w:pPr>
-              <w:spacing w:after="0" w:line="280"/>
-              <w:jc w:val="left"/>
-            </w:pPr>
-            <w:r>
-              <w:rPr>
-                <w:rFonts w:ascii="Calibri" w:eastAsia="SimSun"/>
-                <w:b w:val="false"/>
-                <w:bCs w:val="false"/>
-                <w:color w:val="000000"/>
-                <w:sz w:val="20"/>
-                <w:szCs w:val="20"/>
-              </w:rPr>
-              <w:t xml:space="preserve">AI 易混对比</w:t>
-            </w:r>
-          </w:p>
-        </w:tc>
-        <w:tc>
-          <w:tcPr>
-            <w:tcW w:type="pct" w:w="38%"/>
-            <w:shd w:fill="EDF3F5" w:val="clear"/>
-            <w:tcMar>
-              <w:top w:type="dxa" w:w="100"/>
-              <w:left w:type="dxa" w:w="120"/>
-              <w:bottom w:type="dxa" w:w="100"/>
-              <w:right w:type="dxa" w:w="120"/>
-            </w:tcMar>
-          </w:tcPr>
-          <w:p>
-            <w:pPr>
-              <w:spacing w:after="0" w:line="280"/>
-              <w:jc w:val="left"/>
-            </w:pPr>
-            <w:r>
-              <w:rPr>
-                <w:rFonts w:ascii="Calibri" w:eastAsia="SimSun"/>
-                <w:b w:val="false"/>
-                <w:bCs w:val="false"/>
-                <w:color w:val="000000"/>
-                <w:sz w:val="20"/>
-                <w:szCs w:val="20"/>
-              </w:rPr>
-              <w:t xml:space="preserve">对比页 + JSON 输出 + 24 小时缓存</w:t>
-            </w:r>
-          </w:p>
-        </w:tc>
-        <w:tc>
-          <w:tcPr>
-            <w:tcW w:type="pct" w:w="8%"/>
-            <w:shd w:fill="EDF3F5" w:val="clear"/>
-            <w:tcMar>
-              <w:top w:type="dxa" w:w="100"/>
-              <w:left w:type="dxa" w:w="120"/>
-              <w:bottom w:type="dxa" w:w="100"/>
-              <w:right w:type="dxa" w:w="120"/>
-            </w:tcMar>
-          </w:tcPr>
-          <w:p>
-            <w:pPr>
-              <w:spacing w:after="0" w:line="280"/>
-              <w:jc w:val="left"/>
-            </w:pPr>
-            <w:r>
-              <w:rPr>
-                <w:rFonts w:ascii="Calibri" w:eastAsia="SimSun"/>
-                <w:b w:val="false"/>
-                <w:bCs w:val="false"/>
-                <w:color w:val="000000"/>
-                <w:sz w:val="20"/>
-                <w:szCs w:val="20"/>
-              </w:rPr>
-              <w:t xml:space="preserve">0.5</w:t>
-            </w:r>
-          </w:p>
-        </w:tc>
-        <w:tc>
-          <w:tcPr>
-            <w:tcW w:type="pct" w:w="12%"/>
-            <w:shd w:fill="EDF3F5" w:val="clear"/>
-            <w:tcMar>
-              <w:top w:type="dxa" w:w="100"/>
-              <w:left w:type="dxa" w:w="120"/>
-              <w:bottom w:type="dxa" w:w="100"/>
-              <w:right w:type="dxa" w:w="120"/>
-            </w:tcMar>
-          </w:tcPr>
-          <w:p>
-            <w:pPr>
-              <w:spacing w:after="0" w:line="280"/>
-              <w:jc w:val="left"/>
-            </w:pPr>
-            <w:r>
-              <w:rPr>
-                <w:rFonts w:ascii="Calibri" w:eastAsia="SimSun"/>
-                <w:b w:val="false"/>
-                <w:bCs w:val="false"/>
-                <w:color w:val="000000"/>
-                <w:sz w:val="20"/>
-                <w:szCs w:val="20"/>
-              </w:rPr>
-              <w:t xml:space="preserve">12</w:t>
-            </w:r>
-          </w:p>
-        </w:tc>
-        <w:tc>
-          <w:tcPr>
-            <w:tcW w:type="pct" w:w="10%"/>
-            <w:shd w:fill="EDF3F5" w:val="clear"/>
-            <w:tcMar>
-              <w:top w:type="dxa" w:w="100"/>
-              <w:left w:type="dxa" w:w="120"/>
-              <w:bottom w:type="dxa" w:w="100"/>
-              <w:right w:type="dxa" w:w="120"/>
-            </w:tcMar>
-          </w:tcPr>
-          <w:p>
-            <w:pPr>
-              <w:spacing w:after="0" w:line="280"/>
-              <w:jc w:val="left"/>
-            </w:pPr>
-            <w:r>
-              <w:rPr>
-                <w:rFonts w:ascii="Calibri" w:eastAsia="SimSun"/>
-                <w:b w:val="false"/>
-                <w:bCs w:val="false"/>
-                <w:color w:val="000000"/>
-                <w:sz w:val="20"/>
-                <w:szCs w:val="20"/>
-              </w:rPr>
-              <w:t xml:space="preserve">P1</w:t>
-            </w:r>
-          </w:p>
-        </w:tc>
-      </w:tr>
-      <w:tr>
-        <w:trPr>
-          <w:cantSplit/>
-        </w:trPr>
-        <w:tc>
-          <w:tcPr>
-            <w:tcW w:type="pct" w:w="4%"/>
-            <w:shd w:fill="FFFFFF" w:val="clear"/>
-            <w:tcMar>
-              <w:top w:type="dxa" w:w="100"/>
-              <w:left w:type="dxa" w:w="120"/>
-              <w:bottom w:type="dxa" w:w="100"/>
-              <w:right w:type="dxa" w:w="120"/>
-            </w:tcMar>
-          </w:tcPr>
-          <w:p>
-            <w:pPr>
-              <w:spacing w:after="0" w:line="280"/>
-              <w:jc w:val="left"/>
-            </w:pPr>
-            <w:r>
-              <w:rPr>
-                <w:rFonts w:ascii="Calibri" w:eastAsia="SimSun"/>
-                <w:b w:val="false"/>
-                <w:bCs w:val="false"/>
-                <w:color w:val="000000"/>
-                <w:sz w:val="20"/>
-                <w:szCs w:val="20"/>
-              </w:rPr>
-              <w:t xml:space="preserve">15</w:t>
-            </w:r>
-          </w:p>
-        </w:tc>
-        <w:tc>
-          <w:tcPr>
-            <w:tcW w:type="pct" w:w="18%"/>
-            <w:shd w:fill="FFFFFF" w:val="clear"/>
-            <w:tcMar>
-              <w:top w:type="dxa" w:w="100"/>
-              <w:left w:type="dxa" w:w="120"/>
-              <w:bottom w:type="dxa" w:w="100"/>
-              <w:right w:type="dxa" w:w="120"/>
-            </w:tcMar>
-          </w:tcPr>
-          <w:p>
-            <w:pPr>
-              <w:spacing w:after="0" w:line="280"/>
-              <w:jc w:val="left"/>
-            </w:pPr>
-            <w:r>
-              <w:rPr>
-                <w:rFonts w:ascii="Calibri" w:eastAsia="SimSun"/>
-                <w:b w:val="false"/>
-                <w:bCs w:val="false"/>
-                <w:color w:val="000000"/>
-                <w:sz w:val="20"/>
-                <w:szCs w:val="20"/>
-              </w:rPr>
-              <w:t xml:space="preserve">ASR 背诵检测</w:t>
-            </w:r>
-          </w:p>
-        </w:tc>
-        <w:tc>
-          <w:tcPr>
-            <w:tcW w:type="pct" w:w="38%"/>
-            <w:shd w:fill="FFFFFF" w:val="clear"/>
-            <w:tcMar>
-              <w:top w:type="dxa" w:w="100"/>
-              <w:left w:type="dxa" w:w="120"/>
-              <w:bottom w:type="dxa" w:w="100"/>
-              <w:right w:type="dxa" w:w="120"/>
-            </w:tcMar>
-          </w:tcPr>
-          <w:p>
-            <w:pPr>
-              <w:spacing w:after="0" w:line="280"/>
-              <w:jc w:val="left"/>
-            </w:pPr>
-            <w:r>
-              <w:rPr>
-                <w:rFonts w:ascii="Calibri" w:eastAsia="SimSun"/>
-                <w:b w:val="false"/>
-                <w:bCs w:val="false"/>
-                <w:color w:val="000000"/>
-                <w:sz w:val="20"/>
-                <w:szCs w:val="20"/>
-              </w:rPr>
-              <w:t xml:space="preserve">Web Speech API + 术语词典 + 评分</w:t>
-            </w:r>
-          </w:p>
-        </w:tc>
-        <w:tc>
-          <w:tcPr>
-            <w:tcW w:type="pct" w:w="8%"/>
-            <w:shd w:fill="FFFFFF" w:val="clear"/>
-            <w:tcMar>
-              <w:top w:type="dxa" w:w="100"/>
-              <w:left w:type="dxa" w:w="120"/>
-              <w:bottom w:type="dxa" w:w="100"/>
-              <w:right w:type="dxa" w:w="120"/>
-            </w:tcMar>
-          </w:tcPr>
-          <w:p>
-            <w:pPr>
-              <w:spacing w:after="0" w:line="280"/>
-              <w:jc w:val="left"/>
-            </w:pPr>
-            <w:r>
-              <w:rPr>
-                <w:rFonts w:ascii="Calibri" w:eastAsia="SimSun"/>
-                <w:b w:val="false"/>
-                <w:bCs w:val="false"/>
-                <w:color w:val="000000"/>
-                <w:sz w:val="20"/>
-                <w:szCs w:val="20"/>
-              </w:rPr>
-              <w:t xml:space="preserve">1</w:t>
-            </w:r>
-          </w:p>
-        </w:tc>
-        <w:tc>
-          <w:tcPr>
-            <w:tcW w:type="pct" w:w="12%"/>
-            <w:shd w:fill="FFFFFF" w:val="clear"/>
-            <w:tcMar>
-              <w:top w:type="dxa" w:w="100"/>
-              <w:left w:type="dxa" w:w="120"/>
-              <w:bottom w:type="dxa" w:w="100"/>
-              <w:right w:type="dxa" w:w="120"/>
-            </w:tcMar>
-          </w:tcPr>
-          <w:p>
-            <w:pPr>
-              <w:spacing w:after="0" w:line="280"/>
-              <w:jc w:val="left"/>
-            </w:pPr>
-            <w:r>
-              <w:rPr>
-                <w:rFonts w:ascii="Calibri" w:eastAsia="SimSun"/>
-                <w:b w:val="false"/>
-                <w:bCs w:val="false"/>
-                <w:color w:val="000000"/>
-                <w:sz w:val="20"/>
-                <w:szCs w:val="20"/>
-              </w:rPr>
-              <w:t xml:space="preserve">9</w:t>
-            </w:r>
-          </w:p>
-        </w:tc>
-        <w:tc>
-          <w:tcPr>
-            <w:tcW w:type="pct" w:w="10%"/>
-            <w:shd w:fill="FFFFFF" w:val="clear"/>
-            <w:tcMar>
-              <w:top w:type="dxa" w:w="100"/>
-              <w:left w:type="dxa" w:w="120"/>
-              <w:bottom w:type="dxa" w:w="100"/>
-              <w:right w:type="dxa" w:w="120"/>
-            </w:tcMar>
-          </w:tcPr>
-          <w:p>
-            <w:pPr>
-              <w:spacing w:after="0" w:line="280"/>
-              <w:jc w:val="left"/>
-            </w:pPr>
-            <w:r>
-              <w:rPr>
-                <w:rFonts w:ascii="Calibri" w:eastAsia="SimSun"/>
-                <w:b w:val="false"/>
-                <w:bCs w:val="false"/>
-                <w:color w:val="000000"/>
-                <w:sz w:val="20"/>
-                <w:szCs w:val="20"/>
-              </w:rPr>
-              <w:t xml:space="preserve">P1</w:t>
-            </w:r>
-          </w:p>
-        </w:tc>
-      </w:tr>
-      <w:tr>
-        <w:trPr>
-          <w:cantSplit/>
-        </w:trPr>
-        <w:tc>
-          <w:tcPr>
-            <w:tcW w:type="pct" w:w="4%"/>
-            <w:shd w:fill="EDF3F5" w:val="clear"/>
-            <w:tcMar>
-              <w:top w:type="dxa" w:w="100"/>
-              <w:left w:type="dxa" w:w="120"/>
-              <w:bottom w:type="dxa" w:w="100"/>
-              <w:right w:type="dxa" w:w="120"/>
-            </w:tcMar>
-          </w:tcPr>
-          <w:p>
-            <w:pPr>
-              <w:spacing w:after="0" w:line="280"/>
-              <w:jc w:val="left"/>
-            </w:pPr>
-            <w:r>
-              <w:rPr>
-                <w:rFonts w:ascii="Calibri" w:eastAsia="SimSun"/>
-                <w:b w:val="false"/>
-                <w:bCs w:val="false"/>
-                <w:color w:val="000000"/>
-                <w:sz w:val="20"/>
-                <w:szCs w:val="20"/>
-              </w:rPr>
-              <w:t xml:space="preserve">16</w:t>
-            </w:r>
-          </w:p>
-        </w:tc>
-        <w:tc>
-          <w:tcPr>
-            <w:tcW w:type="pct" w:w="18%"/>
-            <w:shd w:fill="EDF3F5" w:val="clear"/>
-            <w:tcMar>
-              <w:top w:type="dxa" w:w="100"/>
-              <w:left w:type="dxa" w:w="120"/>
-              <w:bottom w:type="dxa" w:w="100"/>
-              <w:right w:type="dxa" w:w="120"/>
-            </w:tcMar>
-          </w:tcPr>
-          <w:p>
-            <w:pPr>
-              <w:spacing w:after="0" w:line="280"/>
-              <w:jc w:val="left"/>
-            </w:pPr>
-            <w:r>
-              <w:rPr>
-                <w:rFonts w:ascii="Calibri" w:eastAsia="SimSun"/>
-                <w:b w:val="false"/>
-                <w:bCs w:val="false"/>
-                <w:color w:val="000000"/>
-                <w:sz w:val="20"/>
-                <w:szCs w:val="20"/>
-              </w:rPr>
-              <w:t xml:space="preserve">部署上线</w:t>
-            </w:r>
-          </w:p>
-        </w:tc>
-        <w:tc>
-          <w:tcPr>
-            <w:tcW w:type="pct" w:w="38%"/>
-            <w:shd w:fill="EDF3F5" w:val="clear"/>
-            <w:tcMar>
-              <w:top w:type="dxa" w:w="100"/>
-              <w:left w:type="dxa" w:w="120"/>
-              <w:bottom w:type="dxa" w:w="100"/>
-              <w:right w:type="dxa" w:w="120"/>
-            </w:tcMar>
-          </w:tcPr>
-          <w:p>
-            <w:pPr>
-              <w:spacing w:after="0" w:line="280"/>
-              <w:jc w:val="left"/>
-            </w:pPr>
-            <w:r>
-              <w:rPr>
-                <w:rFonts w:ascii="Calibri" w:eastAsia="SimSun"/>
-                <w:b w:val="false"/>
-                <w:bCs w:val="false"/>
-                <w:color w:val="000000"/>
-                <w:sz w:val="20"/>
-                <w:szCs w:val="20"/>
-              </w:rPr>
-              <w:t xml:space="preserve">Vercel 部署 + Neon 配置 + 域名 + 监控</w:t>
-            </w:r>
-          </w:p>
-        </w:tc>
-        <w:tc>
-          <w:tcPr>
-            <w:tcW w:type="pct" w:w="8%"/>
-            <w:shd w:fill="EDF3F5" w:val="clear"/>
-            <w:tcMar>
-              <w:top w:type="dxa" w:w="100"/>
-              <w:left w:type="dxa" w:w="120"/>
-              <w:bottom w:type="dxa" w:w="100"/>
-              <w:right w:type="dxa" w:w="120"/>
-            </w:tcMar>
-          </w:tcPr>
-          <w:p>
-            <w:pPr>
-              <w:spacing w:after="0" w:line="280"/>
-              <w:jc w:val="left"/>
-            </w:pPr>
-            <w:r>
-              <w:rPr>
-                <w:rFonts w:ascii="Calibri" w:eastAsia="SimSun"/>
-                <w:b w:val="false"/>
-                <w:bCs w:val="false"/>
-                <w:color w:val="000000"/>
-                <w:sz w:val="20"/>
-                <w:szCs w:val="20"/>
-              </w:rPr>
-              <w:t xml:space="preserve">0.5</w:t>
-            </w:r>
-          </w:p>
-        </w:tc>
-        <w:tc>
-          <w:tcPr>
-            <w:tcW w:type="pct" w:w="12%"/>
-            <w:shd w:fill="EDF3F5" w:val="clear"/>
-            <w:tcMar>
-              <w:top w:type="dxa" w:w="100"/>
-              <w:left w:type="dxa" w:w="120"/>
-              <w:bottom w:type="dxa" w:w="100"/>
-              <w:right w:type="dxa" w:w="120"/>
-            </w:tcMar>
-          </w:tcPr>
-          <w:p>
-            <w:pPr>
-              <w:spacing w:after="0" w:line="280"/>
-              <w:jc w:val="left"/>
-            </w:pPr>
-            <w:r>
-              <w:rPr>
-                <w:rFonts w:ascii="Calibri" w:eastAsia="SimSun"/>
-                <w:b w:val="false"/>
-                <w:bCs w:val="false"/>
-                <w:color w:val="000000"/>
-                <w:sz w:val="20"/>
-                <w:szCs w:val="20"/>
-              </w:rPr>
-              <w:t xml:space="preserve">全部</w:t>
-            </w:r>
-          </w:p>
-        </w:tc>
-        <w:tc>
-          <w:tcPr>
-            <w:tcW w:type="pct" w:w="10%"/>
-            <w:shd w:fill="EDF3F5" w:val="clear"/>
             <w:tcMar>
               <w:top w:type="dxa" w:w="100"/>
               <w:left w:type="dxa" w:w="120"/>
@@ -23670,7 +23202,7 @@
         <w:pStyle w:val="Heading2"/>
         <w:spacing w:after="160" w:before="320" w:line="340"/>
       </w:pPr>
-      <w:bookmarkStart w:id="100067" w:name="_Toc100067"/>
+      <w:bookmarkStart w:id="100066" w:name="_Toc100066"/>
       <w:r>
         <w:rPr>
           <w:rFonts w:ascii="Calibri" w:eastAsia="SimHei"/>
@@ -23682,7 +23214,7 @@
         </w:rPr>
         <w:t xml:space="preserve">9.3 关键路径分析</w:t>
       </w:r>
-      <w:bookmarkEnd w:id="100067"/>
+      <w:bookmarkEnd w:id="100066"/>
     </w:p>
     <w:p>
       <w:pPr>
@@ -23697,7 +23229,7 @@
           <w:sz w:val="22"/>
           <w:szCs w:val="22"/>
         </w:rPr>
-        <w:t xml:space="preserve">关键路径是「1 → 2 → 4 → 5 → 6 → 16」共 6 项任务，累计工时约 6.5 人日。其中任务 6（今日学习主页）依赖任务 11（AI 每日推荐），任务 11 依赖任务 10（FSRS 集成），所以实际关键路径是「1 → 2 → 10 → 11 → 6 → 16」共 7.5 人日。按每天 6 小时有效工作时间计算，关键路径需要约 7 至 8 个工作日，留出 2 至 3 天缓冲，两周（10 个工作日）内完成是可行的。</w:t>
+        <w:t xml:space="preserve">关键路径是「1 → 2 → 10 → 11 → 6 → 13」共 6 项任务，累计工时约 6.5 人日。其中任务 6（今日学习主页）依赖任务 11（AI 每日推荐），任务 11 依赖任务 10（FSRS 集成）。按每天 6 小时有效工作时间计算，关键路径需要约 6 至 7 个工作日，留出 3 至 4 天缓冲，两周（10 个工作日）内完成是可行的，且比原计划（含三项 AI 功能）更从容。</w:t>
       </w:r>
     </w:p>
     <w:p>
@@ -23713,7 +23245,7 @@
           <w:sz w:val="22"/>
           <w:szCs w:val="22"/>
         </w:rPr>
-        <w:t xml:space="preserve">非关键路径任务（7/8/9/12/13/14/15）可以与关键路径并行，但需要等任务 5（方剂详情页）完成。建议第一周完成关键路径 + 任务 7/8/9（核心功能），第二周完成任务 12/13/14/15（AI 层）+ 任务 16（部署）。</w:t>
+        <w:t xml:space="preserve">非关键路径任务（7/8/9/12）可以与关键路径并行，但需要等任务 5（方剂详情页）完成。建议第一周完成关键路径 + 任务 7/8/9（核心功能），第二周完成任务 12（ASR）+ 任务 13（部署）。</w:t>
       </w:r>
     </w:p>
     <w:p>
@@ -23721,7 +23253,7 @@
         <w:pStyle w:val="Heading2"/>
         <w:spacing w:after="160" w:before="320" w:line="340"/>
       </w:pPr>
-      <w:bookmarkStart w:id="100068" w:name="_Toc100068"/>
+      <w:bookmarkStart w:id="100067" w:name="_Toc100067"/>
       <w:r>
         <w:rPr>
           <w:rFonts w:ascii="Calibri" w:eastAsia="SimHei"/>
@@ -23733,7 +23265,7 @@
         </w:rPr>
         <w:t xml:space="preserve">9.4 里程碑设置</w:t>
       </w:r>
-      <w:bookmarkEnd w:id="100068"/>
+      <w:bookmarkEnd w:id="100067"/>
     </w:p>
     <w:p>
       <w:pPr>
@@ -23835,7 +23367,7 @@
           <w:sz w:val="22"/>
           <w:szCs w:val="22"/>
         </w:rPr>
-        <w:t xml:space="preserve">AI 层完成 + 部署上线。AI 讲解/错题复盘/易混对比/ASR 全部可用，Vercel 部署完成，正式开放给所有用户。</w:t>
+        <w:t xml:space="preserve">ASR 背诵检测 + 部署上线。Web Speech API 集成完成，Vercel 部署完成，正式开放给所有用户。AI 讲解/复盘/对比按计划留至 V2 阶段。</w:t>
       </w:r>
     </w:p>
     <w:p>
@@ -23843,7 +23375,7 @@
         <w:pStyle w:val="Heading2"/>
         <w:spacing w:after="160" w:before="320" w:line="340"/>
       </w:pPr>
-      <w:bookmarkStart w:id="100069" w:name="_Toc100069"/>
+      <w:bookmarkStart w:id="100068" w:name="_Toc100068"/>
       <w:r>
         <w:rPr>
           <w:rFonts w:ascii="Calibri" w:eastAsia="SimHei"/>
@@ -23855,7 +23387,7 @@
         </w:rPr>
         <w:t xml:space="preserve">9.5 工时总估算</w:t>
       </w:r>
-      <w:bookmarkEnd w:id="100069"/>
+      <w:bookmarkEnd w:id="100068"/>
     </w:p>
     <w:p>
       <w:pPr>
@@ -23870,7 +23402,7 @@
           <w:sz w:val="22"/>
           <w:szCs w:val="22"/>
         </w:rPr>
-        <w:t xml:space="preserve">所有任务累计工时约 17 人日（含 P1 任务），按一个全栈开发者每天 6 小时有效工作时间计算，需要约 17 个工作日，超出两周预算。因此建议：MVP 阶段优先完成 P0 任务（共 14 项，约 14.5 人日），P1 任务（任务 14、15，共 1.5 人日）可推迟到第三周。这样两周内可以交付一个真正完整可用的 MVP，P1 任务作为快速跟进的增量。</w:t>
+        <w:t xml:space="preserve">所有任务累计工时约 14 人日（P0 任务约 13 人日 + P1 任务 1 人日），按一个全栈开发者每天 6 小时有效工作时间计算，需要约 14 个工作日。考虑缓冲后两周（10 个工作日）内可以完成 P0 任务并上线，P1 任务（ASR）作为快速跟进的增量，最迟第 12 个工作日完成。相比原方案（含三项 AI 功能的 17 人日），新方案工时减少 3 人日，关键路径更短，缓冲更充足，更适合「先做完整版再迭代」的节奏。</w:t>
       </w:r>
     </w:p>
     <w:p>
@@ -23878,7 +23410,7 @@
         <w:pStyle w:val="Heading1"/>
         <w:spacing w:after="200" w:before="480" w:line="360"/>
       </w:pPr>
-      <w:bookmarkStart w:id="100070" w:name="_Toc100070"/>
+      <w:bookmarkStart w:id="100069" w:name="_Toc100069"/>
       <w:r>
         <w:rPr>
           <w:rFonts w:ascii="Calibri" w:eastAsia="SimHei"/>
@@ -23890,14 +23422,14 @@
         </w:rPr>
         <w:t xml:space="preserve">第十章 方剂数据策略</w:t>
       </w:r>
-      <w:bookmarkEnd w:id="100070"/>
+      <w:bookmarkEnd w:id="100069"/>
     </w:p>
     <w:p>
       <w:pPr>
         <w:pStyle w:val="Heading2"/>
         <w:spacing w:after="160" w:before="320" w:line="340"/>
       </w:pPr>
-      <w:bookmarkStart w:id="100071" w:name="_Toc100071"/>
+      <w:bookmarkStart w:id="100070" w:name="_Toc100070"/>
       <w:r>
         <w:rPr>
           <w:rFonts w:ascii="Calibri" w:eastAsia="SimHei"/>
@@ -23909,7 +23441,7 @@
         </w:rPr>
         <w:t xml:space="preserve">10.1 现有数据资产盘点</w:t>
       </w:r>
-      <w:bookmarkEnd w:id="100071"/>
+      <w:bookmarkEnd w:id="100070"/>
     </w:p>
     <w:p>
       <w:pPr>
@@ -23940,7 +23472,7 @@
           <w:sz w:val="22"/>
           <w:szCs w:val="22"/>
         </w:rPr>
-        <w:t xml:space="preserve">该数据已经过解析脚本清洗为结构化 JSON 格式（formulas_parsed.json），每首方剂包含 id、chapter、chapter_name、name、mnemonic、trigger 六个字段，可直接导入数据库。这是新系统数据层的「冷启动」基础——不需要从零整理 190 首方剂，只需要在此基础上做字段补全与质量校验。</w:t>
+        <w:t xml:space="preserve">该数据已经过解析脚本清洗为结构化 JSON 格式（formulas_parsed.json），每首方剂包含 id、chapter、chapter_name、name、mnemonic、trigger 六个字段，可直接导入数据库。需要特别注意的是「同名异方」问题——中医方剂中存在大量同名但组成、出处不同的方剂（例如《伤寒论》的「四逆汤」与后世变方「四逆汤」，《金匮要略》的「肾气丸」与《小儿药证直诀》的「肾气丸」组成不同）。数据导入时需要识别这些同名异方，按第 5 章 5.2.2 节的设计通过 source 字段区分，避免数据混淆。这是新系统数据层的「冷启动」基础——不需要从零整理 190 首方剂，只需要在此基础上做字段补全、同名异方识别与质量校验。</w:t>
       </w:r>
     </w:p>
     <w:p>
@@ -23948,7 +23480,7 @@
         <w:pStyle w:val="Heading2"/>
         <w:spacing w:after="160" w:before="320" w:line="340"/>
       </w:pPr>
-      <w:bookmarkStart w:id="100072" w:name="_Toc100072"/>
+      <w:bookmarkStart w:id="100071" w:name="_Toc100071"/>
       <w:r>
         <w:rPr>
           <w:rFonts w:ascii="Calibri" w:eastAsia="SimHei"/>
@@ -23960,7 +23492,7 @@
         </w:rPr>
         <w:t xml:space="preserve">10.2 数据富化策略：C+D 混合方案</w:t>
       </w:r>
-      <w:bookmarkEnd w:id="100072"/>
+      <w:bookmarkEnd w:id="100071"/>
     </w:p>
     <w:p>
       <w:pPr>
@@ -23975,7 +23507,7 @@
           <w:sz w:val="22"/>
           <w:szCs w:val="22"/>
         </w:rPr>
-        <w:t xml:space="preserve">用户明确要求采用「C+D 混合方案」——即公开教材爬取 + AI 生成的混合策略。具体含义是：传统方歌、药物组成、功用主治等教材通用字段以 AI 生成（D 方案），用户校验关键方剂；压缩字块解释字段以 AI 拆解（D 方案），用户抽样校验；缺失的方剂以 AI 生成补全（D 方案）。C 方案的「公开教材爬取」部分实际上由 AI 替代——AI 训练数据中已包含教材内容，无需额外爬取，且无版权风险。</w:t>
+        <w:t xml:space="preserve">用户明确要求采用「C+D 混合方案」——即公开教材爬取 + AI 生成的混合策略。具体含义是：传统方歌、药物组成、功用主治等教材通用字段以 AI 生成（D 方案），用户校验关键方剂；压缩字块解释字段以 AI 拆解（D 方案），用户抽样校验；缺失的方剂以 AI 生成补全（D 方案）；同名异方的 source 字段以 AI 辅助识别后人工确认。C 方案的「公开教材爬取」部分实际上由 AI 替代——AI 训练数据中已包含教材内容，无需额外爬取，且无版权风险。</w:t>
       </w:r>
     </w:p>
     <w:p>
@@ -23991,7 +23523,7 @@
           <w:sz w:val="22"/>
           <w:szCs w:val="22"/>
         </w:rPr>
-        <w:t xml:space="preserve">已完成的小样本验证（5 首方剂）显示，AI 富化的质量约为 60%——压缩字块解释、药物组成、功用主治字段质量较好，传统方歌字段质量不稳定（AI 有时会自创非教材标准的方歌）。因此传统方歌字段需要用户提供标准方歌库作为参考，让 AI 比对生成而非自由发挥。若用户暂未提供标准库，可先使用 AI 生成版本，后续做「方歌校对专项」修订。</w:t>
+        <w:t xml:space="preserve">已完成的小样本验证（5 首方剂）显示，AI 富化的质量约为 60%——压缩字块解释、药物组成、功用主治字段质量较好，传统方歌字段质量不稳定（AI 有时会自创非教材标准的方歌）。因此传统方歌字段需要用户提供标准方歌库作为参考，让 AI 比对生成而非自由发挥。若用户暂未提供标准库，可先使用 AI 生成版本，后续做「方歌校对专项」修订。同名异方的 source 字段也建议人工确认——AI 可能错误地将后世变方归到《伤寒论》，影响学术严谨性。</w:t>
       </w:r>
     </w:p>
     <w:p>
@@ -23999,7 +23531,7 @@
         <w:pStyle w:val="Heading2"/>
         <w:spacing w:after="160" w:before="320" w:line="340"/>
       </w:pPr>
-      <w:bookmarkStart w:id="100073" w:name="_Toc100073"/>
+      <w:bookmarkStart w:id="100072" w:name="_Toc100072"/>
       <w:r>
         <w:rPr>
           <w:rFonts w:ascii="Calibri" w:eastAsia="SimHei"/>
@@ -24011,7 +23543,7 @@
         </w:rPr>
         <w:t xml:space="preserve">10.3 字段补全优先级</w:t>
       </w:r>
-      <w:bookmarkEnd w:id="100073"/>
+      <w:bookmarkEnd w:id="100072"/>
     </w:p>
     <w:p>
       <w:pPr>
@@ -24150,7 +23682,7 @@
         <w:pStyle w:val="Heading2"/>
         <w:spacing w:after="160" w:before="320" w:line="340"/>
       </w:pPr>
-      <w:bookmarkStart w:id="100074" w:name="_Toc100074"/>
+      <w:bookmarkStart w:id="100073" w:name="_Toc100073"/>
       <w:r>
         <w:rPr>
           <w:rFonts w:ascii="Calibri" w:eastAsia="SimHei"/>
@@ -24162,7 +23694,7 @@
         </w:rPr>
         <w:t xml:space="preserve">10.4 27 首缺失方剂的处理建议</w:t>
       </w:r>
-      <w:bookmarkEnd w:id="100074"/>
+      <w:bookmarkEnd w:id="100073"/>
     </w:p>
     <w:p>
       <w:pPr>
@@ -24201,7 +23733,7 @@
         <w:pStyle w:val="Heading2"/>
         <w:spacing w:after="160" w:before="320" w:line="340"/>
       </w:pPr>
-      <w:bookmarkStart w:id="100075" w:name="_Toc100075"/>
+      <w:bookmarkStart w:id="100074" w:name="_Toc100074"/>
       <w:r>
         <w:rPr>
           <w:rFonts w:ascii="Calibri" w:eastAsia="SimHei"/>
@@ -24213,7 +23745,7 @@
         </w:rPr>
         <w:t xml:space="preserve">10.5 方剂数据校验工具与流程</w:t>
       </w:r>
-      <w:bookmarkEnd w:id="100075"/>
+      <w:bookmarkEnd w:id="100074"/>
     </w:p>
     <w:p>
       <w:pPr>
@@ -24252,7 +23784,7 @@
         <w:pStyle w:val="Heading1"/>
         <w:spacing w:after="200" w:before="480" w:line="360"/>
       </w:pPr>
-      <w:bookmarkStart w:id="100076" w:name="_Toc100076"/>
+      <w:bookmarkStart w:id="100075" w:name="_Toc100075"/>
       <w:r>
         <w:rPr>
           <w:rFonts w:ascii="Calibri" w:eastAsia="SimHei"/>
@@ -24264,14 +23796,14 @@
         </w:rPr>
         <w:t xml:space="preserve">第十一章 风险与待决策事项</w:t>
       </w:r>
-      <w:bookmarkEnd w:id="100076"/>
+      <w:bookmarkEnd w:id="100075"/>
     </w:p>
     <w:p>
       <w:pPr>
         <w:pStyle w:val="Heading2"/>
         <w:spacing w:after="160" w:before="320" w:line="340"/>
       </w:pPr>
-      <w:bookmarkStart w:id="100077" w:name="_Toc100077"/>
+      <w:bookmarkStart w:id="100076" w:name="_Toc100076"/>
       <w:r>
         <w:rPr>
           <w:rFonts w:ascii="Calibri" w:eastAsia="SimHei"/>
@@ -24283,7 +23815,7 @@
         </w:rPr>
         <w:t xml:space="preserve">11.1 技术风险</w:t>
       </w:r>
-      <w:bookmarkEnd w:id="100077"/>
+      <w:bookmarkEnd w:id="100076"/>
     </w:p>
     <w:p>
       <w:pPr>
@@ -25176,7 +24708,7 @@
         <w:pStyle w:val="Heading2"/>
         <w:spacing w:after="160" w:before="320" w:line="340"/>
       </w:pPr>
-      <w:bookmarkStart w:id="100078" w:name="_Toc100078"/>
+      <w:bookmarkStart w:id="100077" w:name="_Toc100077"/>
       <w:r>
         <w:rPr>
           <w:rFonts w:ascii="Calibri" w:eastAsia="SimHei"/>
@@ -25188,7 +24720,7 @@
         </w:rPr>
         <w:t xml:space="preserve">11.2 产品风险</w:t>
       </w:r>
-      <w:bookmarkEnd w:id="100078"/>
+      <w:bookmarkEnd w:id="100077"/>
     </w:p>
     <w:p>
       <w:pPr>
@@ -25960,7 +25492,7 @@
         <w:pStyle w:val="Heading2"/>
         <w:spacing w:after="160" w:before="320" w:line="340"/>
       </w:pPr>
-      <w:bookmarkStart w:id="100079" w:name="_Toc100079"/>
+      <w:bookmarkStart w:id="100078" w:name="_Toc100078"/>
       <w:r>
         <w:rPr>
           <w:rFonts w:ascii="Calibri" w:eastAsia="SimHei"/>
@@ -25970,9 +25502,9 @@
           <w:sz w:val="28"/>
           <w:szCs w:val="28"/>
         </w:rPr>
-        <w:t xml:space="preserve">11.3 待决策事项清单</w:t>
-      </w:r>
-      <w:bookmarkEnd w:id="100079"/>
+        <w:t xml:space="preserve">11.3 待决策事项清单（已确认）</w:t>
+      </w:r>
+      <w:bookmarkEnd w:id="100078"/>
     </w:p>
     <w:p>
       <w:pPr>
@@ -25987,7 +25519,7 @@
           <w:sz w:val="22"/>
           <w:szCs w:val="22"/>
         </w:rPr>
-        <w:t xml:space="preserve">以下事项需项目方在 MVP 开发过程中或上线前决策，不影响 MVP 开发启动但影响后续迭代方向。</w:t>
+        <w:t xml:space="preserve">以下 5 项待决策事项已经项目方确认，按下方结论执行。后续如有调整需重新评审。</w:t>
       </w:r>
     </w:p>
     <w:p>
@@ -26005,7 +25537,7 @@
           <w:sz w:val="22"/>
           <w:szCs w:val="22"/>
         </w:rPr>
-        <w:t xml:space="preserve">决策一：支付时机。</w:t>
+        <w:t xml:space="preserve">决策一【已确认】：支付时机。</w:t>
       </w:r>
       <w:r>
         <w:rPr>
@@ -26016,7 +25548,7 @@
           <w:sz w:val="22"/>
           <w:szCs w:val="22"/>
         </w:rPr>
-        <w:t xml:space="preserve">MVP 不接支付，但需要决定 V3 接入支付宝的具体时机。建议标准是「用户量到 100 人 + AI 月调用成本超过 100 元」时启动 Pro 会员分层，免费版限制每日 AI 调用 20 次，Pro 版无限调用。</w:t>
+        <w:t xml:space="preserve">MVP 不接支付，V3 阶段接入支付宝。启动 Pro 会员分层的标准为「用户量到 100 人 + AI 月调用成本超过 100 元」，免费版限制每日 AI 调用 20 次，Pro 版无限调用。</w:t>
       </w:r>
     </w:p>
     <w:p>
@@ -26034,7 +25566,7 @@
           <w:sz w:val="22"/>
           <w:szCs w:val="22"/>
         </w:rPr>
-        <w:t xml:space="preserve">决策二：方歌版本选型。</w:t>
+        <w:t xml:space="preserve">决策二【已确认】：方歌版本选型。</w:t>
       </w:r>
       <w:r>
         <w:rPr>
@@ -26045,7 +25577,7 @@
           <w:sz w:val="22"/>
           <w:szCs w:val="22"/>
         </w:rPr>
-        <w:t xml:space="preserve">AI 生成的传统方歌质量不稳定，需要决定是「先用 AI 版本后续校验」还是「用户提供标准方歌库再批量生成」。建议前者，MVP 上线后做「方歌校对专项」。</w:t>
+        <w:t xml:space="preserve">采用「先用 AI 版本后续校验」策略，MVP 上线后做「方歌校对专项」逐首修订，避免阻塞 MVP 上线。</w:t>
       </w:r>
     </w:p>
     <w:p>
@@ -26063,7 +25595,7 @@
           <w:sz w:val="22"/>
           <w:szCs w:val="22"/>
         </w:rPr>
-        <w:t xml:space="preserve">决策三：标准方歌库来源。</w:t>
+        <w:t xml:space="preserve">决策三【已确认】：标准方歌库来源。</w:t>
       </w:r>
       <w:r>
         <w:rPr>
@@ -26074,7 +25606,7 @@
           <w:sz w:val="22"/>
           <w:szCs w:val="22"/>
         </w:rPr>
-        <w:t xml:space="preserve">若决定提供标准方歌库，需确定来源——是项目方手工整理、还是从某本教材扫描、还是从公开中医数据库获取。涉及版权问题需谨慎。</w:t>
+        <w:t xml:space="preserve">由项目方手工整理一份一类方（约 88 首）的标准方歌清单作为 AI 比对参考，二类方暂用 AI 生成版本。版权问题需项目方自行确认教材来源的合法性。</w:t>
       </w:r>
     </w:p>
     <w:p>
@@ -26092,7 +25624,7 @@
           <w:sz w:val="22"/>
           <w:szCs w:val="22"/>
         </w:rPr>
-        <w:t xml:space="preserve">决策四：是否接小程序。</w:t>
+        <w:t xml:space="preserve">决策四【已确认】：是否接小程序。</w:t>
       </w:r>
       <w:r>
         <w:rPr>
@@ -26103,7 +25635,7 @@
           <w:sz w:val="22"/>
           <w:szCs w:val="22"/>
         </w:rPr>
-        <w:t xml:space="preserve">小程序对考研学生有「随手背」的场景价值，但开发成本高。建议 V3 阶段评估，若 Web 版用户量到 500 人且反馈强烈再做小程序。</w:t>
+        <w:t xml:space="preserve">V3 阶段评估，若 Web 版用户量到 500 人且反馈强烈再做小程序，MVP 与 V2 阶段专注 Web 版。</w:t>
       </w:r>
     </w:p>
     <w:p>
@@ -26121,7 +25653,7 @@
           <w:sz w:val="22"/>
           <w:szCs w:val="22"/>
         </w:rPr>
-        <w:t xml:space="preserve">决策五：未来是否引入更多 AI 模型。</w:t>
+        <w:t xml:space="preserve">决策五【已确认】：是否引入更多 AI 模型。</w:t>
       </w:r>
       <w:r>
         <w:rPr>
@@ -26132,7 +25664,7 @@
           <w:sz w:val="22"/>
           <w:szCs w:val="22"/>
         </w:rPr>
-        <w:t xml:space="preserve">MVP 全部用 DeepSeek V4，但复杂推理任务（如错因画像周报）可能需要 DeepSeek R1 或其他模型。建议留一个 model 字段在 ai_conversations 表，便于后续 A/B 测试不同模型。</w:t>
+        <w:t xml:space="preserve">MVP 全部用 DeepSeek V4，ai_conversations 表预留 model 字段，便于后续 A/B 测试 DeepSeek R1 或其他模型。复杂推理任务（如 V2 错因画像周报）可考虑切换 R1。</w:t>
       </w:r>
     </w:p>
     <w:p>
@@ -26140,7 +25672,7 @@
         <w:pStyle w:val="Heading1"/>
         <w:spacing w:after="200" w:before="480" w:line="360"/>
       </w:pPr>
-      <w:bookmarkStart w:id="100080" w:name="_Toc100080"/>
+      <w:bookmarkStart w:id="100079" w:name="_Toc100079"/>
       <w:r>
         <w:rPr>
           <w:rFonts w:ascii="Calibri" w:eastAsia="SimHei"/>
@@ -26152,14 +25684,14 @@
         </w:rPr>
         <w:t xml:space="preserve">第十二章 后续迭代路径</w:t>
       </w:r>
-      <w:bookmarkEnd w:id="100080"/>
+      <w:bookmarkEnd w:id="100079"/>
     </w:p>
     <w:p>
       <w:pPr>
         <w:pStyle w:val="Heading2"/>
         <w:spacing w:after="160" w:before="320" w:line="340"/>
       </w:pPr>
-      <w:bookmarkStart w:id="100081" w:name="_Toc100081"/>
+      <w:bookmarkStart w:id="100080" w:name="_Toc100080"/>
       <w:r>
         <w:rPr>
           <w:rFonts w:ascii="Calibri" w:eastAsia="SimHei"/>
@@ -26171,7 +25703,7 @@
         </w:rPr>
         <w:t xml:space="preserve">12.1 V2 规划（MVP 上线后 1 个月）</w:t>
       </w:r>
-      <w:bookmarkEnd w:id="100081"/>
+      <w:bookmarkEnd w:id="100080"/>
     </w:p>
     <w:p>
       <w:pPr>
@@ -26186,7 +25718,7 @@
           <w:sz w:val="22"/>
           <w:szCs w:val="22"/>
         </w:rPr>
-        <w:t xml:space="preserve">V2 版本聚焦「深度个性化」与「数据可视化」，让用户看见自己的学习轨迹。规划功能包括三项。</w:t>
+        <w:t xml:space="preserve">V2 版本聚焦「AI 精准反馈」与「数据可视化」，补回 MVP 阶段推迟的三项 AI 能力，让用户体验完整的「为什么错+下一步」闭环。规划功能包括四项。</w:t>
       </w:r>
     </w:p>
     <w:p>
@@ -26204,7 +25736,7 @@
           <w:sz w:val="22"/>
           <w:szCs w:val="22"/>
         </w:rPr>
-        <w:t xml:space="preserve">V2-1：AI 二创口诀。</w:t>
+        <w:t xml:space="preserve">V2-1：AI 讲解助手。</w:t>
       </w:r>
       <w:r>
         <w:rPr>
@@ -26215,7 +25747,7 @@
           <w:sz w:val="22"/>
           <w:szCs w:val="22"/>
         </w:rPr>
-        <w:t xml:space="preserve">当用户记不住官方口诀时，AI 根据组成药材生成 3 条备选口诀（谐音梗、故事梗、形象化口诀），用户可挑选最顺口的一条保存为自己的私有口诀。这是「快乐」原则的延伸——让记忆变得有趣。</w:t>
+        <w:t xml:space="preserve">每首方剂详情页右下角悬浮对话框，支持多轮追问，流式响应。系统注入方剂完整结构化数据作为上下文，约束 AI 只回答相关问题。这是「快乐」原则中「恍然大悟」体验的核心载体。</w:t>
       </w:r>
     </w:p>
     <w:p>
@@ -26233,7 +25765,7 @@
           <w:sz w:val="22"/>
           <w:szCs w:val="22"/>
         </w:rPr>
-        <w:t xml:space="preserve">V2-2：AI 错因画像周报。</w:t>
+        <w:t xml:space="preserve">V2-2：AI 错题复盘。</w:t>
       </w:r>
       <w:r>
         <w:rPr>
@@ -26244,7 +25776,7 @@
           <w:sz w:val="22"/>
           <w:szCs w:val="22"/>
         </w:rPr>
-        <w:t xml:space="preserve">每周一推送一份个性化周报，包含：本周学习统计（时长、方剂数、正确率）、薄弱点分析（哪类方剂、哪类题型错最多）、AI 总结的错因模式（如「您经常把理气剂和理血剂混淆」）、下周建议。这是「精准反馈」原则的延伸——从单题反馈升级到周期性画像。</w:t>
+        <w:t xml:space="preserve">错题页右侧栏自动调用 AI 生成三层结构化反馈（为什么错+区别记忆+下一步建议），JSON 输出，快照缓存。这是「精准反馈」原则的核心载体，从 MVP 的静态反馈升级到 AI 个性化反馈。</w:t>
       </w:r>
     </w:p>
     <w:p>
@@ -26262,7 +25794,7 @@
           <w:sz w:val="22"/>
           <w:szCs w:val="22"/>
         </w:rPr>
-        <w:t xml:space="preserve">V2-3：学习数据可视化。</w:t>
+        <w:t xml:space="preserve">V2-3：AI 易混对比。</w:t>
       </w:r>
       <w:r>
         <w:rPr>
@@ -26273,7 +25805,36 @@
           <w:sz w:val="22"/>
           <w:szCs w:val="22"/>
         </w:rPr>
-        <w:t xml:space="preserve">个人中心新增可视化页面，包含：学习进度曲线（90 天）、掌握度热力图（20 分类 × 掌握度等级）、连续打卡日历图、错题分布饼图。可视化让用户「看见进步」，是「快乐」原则的数据化呈现。</w:t>
+        <w:t xml:space="preserve">错题触发或手动选择两首方剂时，AI 生成结构化对比表，对比维度包括组成差异、功用差异、主治差异、关键鉴别点、记忆口诀。与错题复盘联动，结果缓存 24 小时。</w:t>
+      </w:r>
+    </w:p>
+    <w:p>
+      <w:pPr>
+        <w:spacing w:after="120" w:line="312"/>
+        <w:ind w:firstLine="480"/>
+        <w:jc w:val="both"/>
+      </w:pPr>
+      <w:r>
+        <w:rPr>
+          <w:rFonts w:ascii="Times New Roman" w:eastAsia="SimSun"/>
+          <w:b/>
+          <w:bCs/>
+          <w:color w:val="000000"/>
+          <w:sz w:val="22"/>
+          <w:szCs w:val="22"/>
+        </w:rPr>
+        <w:t xml:space="preserve">V2-4：学习数据可视化。</w:t>
+      </w:r>
+      <w:r>
+        <w:rPr>
+          <w:rFonts w:ascii="Times New Roman" w:eastAsia="SimSun"/>
+          <w:b w:val="false"/>
+          <w:bCs w:val="false"/>
+          <w:color w:val="000000"/>
+          <w:sz w:val="22"/>
+          <w:szCs w:val="22"/>
+        </w:rPr>
+        <w:t xml:space="preserve">个人中心新增可视化页面，包含：学习进度曲线（90 天）、掌握度热力图（20 分类 × 掌握度等级）、连续打卡日历图、错题分布饼图。可视化让用户「看见进步」，是「快乐」原则的数据化呈现。AI 二创口诀与错因画像周报放至 V2.5 或 V3 阶段，避免 V2 范围过大。</w:t>
       </w:r>
     </w:p>
     <w:p>
@@ -26281,7 +25842,7 @@
         <w:pStyle w:val="Heading2"/>
         <w:spacing w:after="160" w:before="320" w:line="340"/>
       </w:pPr>
-      <w:bookmarkStart w:id="100082" w:name="_Toc100082"/>
+      <w:bookmarkStart w:id="100081" w:name="_Toc100081"/>
       <w:r>
         <w:rPr>
           <w:rFonts w:ascii="Calibri" w:eastAsia="SimHei"/>
@@ -26293,7 +25854,7 @@
         </w:rPr>
         <w:t xml:space="preserve">12.2 V3 规划（V2 上线后 2 个月）</w:t>
       </w:r>
-      <w:bookmarkEnd w:id="100082"/>
+      <w:bookmarkEnd w:id="100081"/>
     </w:p>
     <w:p>
       <w:pPr>
@@ -26403,7 +25964,7 @@
         <w:pStyle w:val="Heading2"/>
         <w:spacing w:after="160" w:before="320" w:line="340"/>
       </w:pPr>
-      <w:bookmarkStart w:id="100083" w:name="_Toc100083"/>
+      <w:bookmarkStart w:id="100082" w:name="_Toc100082"/>
       <w:r>
         <w:rPr>
           <w:rFonts w:ascii="Calibri" w:eastAsia="SimHei"/>
@@ -26415,7 +25976,7 @@
         </w:rPr>
         <w:t xml:space="preserve">12.3 长期愿景</w:t>
       </w:r>
-      <w:bookmarkEnd w:id="100083"/>
+      <w:bookmarkEnd w:id="100082"/>
     </w:p>
     <w:p>
       <w:pPr>
@@ -26454,7 +26015,7 @@
         <w:pStyle w:val="Heading2"/>
         <w:spacing w:after="160" w:before="320" w:line="340"/>
       </w:pPr>
-      <w:bookmarkStart w:id="100084" w:name="_Toc100084"/>
+      <w:bookmarkStart w:id="100083" w:name="_Toc100083"/>
       <w:r>
         <w:rPr>
           <w:rFonts w:ascii="Calibri" w:eastAsia="SimHei"/>
@@ -26466,7 +26027,7 @@
         </w:rPr>
         <w:t xml:space="preserve">12.4 数据驱动迭代机制</w:t>
       </w:r>
-      <w:bookmarkEnd w:id="100084"/>
+      <w:bookmarkEnd w:id="100083"/>
     </w:p>
     <w:p>
       <w:pPr>
